--- a/file/report/R.DAPC.PlantillaInformeTecnico.docx
+++ b/file/report/R.DAPC.PlantillaInformeTecnico.docx
@@ -1,6 +1,6 @@
 
 <file path=word/document.xml><?xml version="1.0" encoding="utf-8"?>
-<w:document xmlns:wpc="http://schemas.microsoft.com/office/word/2010/wordprocessingCanvas" xmlns:cx="http://schemas.microsoft.com/office/drawing/2014/chartex" xmlns:cx1="http://schemas.microsoft.com/office/drawing/2015/9/8/chartex" xmlns:cx2="http://schemas.microsoft.com/office/drawing/2015/10/21/chartex" xmlns:cx3="http://schemas.microsoft.com/office/drawing/2016/5/9/chartex" xmlns:cx4="http://schemas.microsoft.com/office/drawing/2016/5/10/chartex" xmlns:cx5="http://schemas.microsoft.com/office/drawing/2016/5/11/chartex" xmlns:cx6="http://schemas.microsoft.com/office/drawing/2016/5/12/chartex" xmlns:cx7="http://schemas.microsoft.com/office/drawing/2016/5/13/chartex" xmlns:cx8="http://schemas.microsoft.com/office/drawing/2016/5/14/chartex" xmlns:mc="http://schemas.openxmlformats.org/markup-compatibility/2006" xmlns:aink="http://schemas.microsoft.com/office/drawing/2016/ink" xmlns:am3d="http://schemas.microsoft.com/office/drawing/2017/model3d" xmlns:o="urn:schemas-microsoft-com:office:office" xmlns:oel="http://schemas.microsoft.com/office/2019/extlst" xmlns:r="http://schemas.openxmlformats.org/officeDocument/2006/relationships" xmlns:m="http://schemas.openxmlformats.org/officeDocument/2006/math" xmlns:v="urn:schemas-microsoft-com:vml" xmlns:wp14="http://schemas.microsoft.com/office/word/2010/wordprocessingDrawing" xmlns:wp="http://schemas.openxmlformats.org/drawingml/2006/wordprocessingDrawing" xmlns:w10="urn:schemas-microsoft-com:office:word" xmlns:w="http://schemas.openxmlformats.org/wordprocessingml/2006/main" xmlns:w14="http://schemas.microsoft.com/office/word/2010/wordml" xmlns:w15="http://schemas.microsoft.com/office/word/2012/wordml" xmlns:w16cex="http://schemas.microsoft.com/office/word/2018/wordml/cex" xmlns:w16cid="http://schemas.microsoft.com/office/word/2016/wordml/cid" xmlns:w16="http://schemas.microsoft.com/office/word/2018/wordml" xmlns:w16du="http://schemas.microsoft.com/office/word/2023/wordml/word16du" xmlns:w16sdtdh="http://schemas.microsoft.com/office/word/2020/wordml/sdtdatahash" xmlns:w16sdtfl="http://schemas.microsoft.com/office/word/2024/wordml/sdtformatlock" xmlns:w16se="http://schemas.microsoft.com/office/word/2015/wordml/symex" xmlns:wpg="http://schemas.microsoft.com/office/word/2010/wordprocessingGroup" xmlns:wpi="http://schemas.microsoft.com/office/word/2010/wordprocessingInk" xmlns:wne="http://schemas.microsoft.com/office/word/2006/wordml" xmlns:wps="http://schemas.microsoft.com/office/word/2010/wordprocessingShape" mc:Ignorable="w14 w15 w16se w16cid w16 w16cex w16sdtdh w16sdtfl w16du wp14">
+<w:document xmlns:wpc="http://schemas.microsoft.com/office/word/2010/wordprocessingCanvas" xmlns:cx="http://schemas.microsoft.com/office/drawing/2014/chartex" xmlns:cx1="http://schemas.microsoft.com/office/drawing/2015/9/8/chartex" xmlns:cx2="http://schemas.microsoft.com/office/drawing/2015/10/21/chartex" xmlns:cx3="http://schemas.microsoft.com/office/drawing/2016/5/9/chartex" xmlns:cx4="http://schemas.microsoft.com/office/drawing/2016/5/10/chartex" xmlns:cx5="http://schemas.microsoft.com/office/drawing/2016/5/11/chartex" xmlns:cx6="http://schemas.microsoft.com/office/drawing/2016/5/12/chartex" xmlns:cx7="http://schemas.microsoft.com/office/drawing/2016/5/13/chartex" xmlns:cx8="http://schemas.microsoft.com/office/drawing/2016/5/14/chartex" xmlns:mc="http://schemas.openxmlformats.org/markup-compatibility/2006" xmlns:aink="http://schemas.microsoft.com/office/drawing/2016/ink" xmlns:am3d="http://schemas.microsoft.com/office/drawing/2017/model3d" xmlns:o="urn:schemas-microsoft-com:office:office" xmlns:oel="http://schemas.microsoft.com/office/2019/extlst" xmlns:r="http://schemas.openxmlformats.org/officeDocument/2006/relationships" xmlns:m="http://schemas.openxmlformats.org/officeDocument/2006/math" xmlns:v="urn:schemas-microsoft-com:vml" xmlns:wp14="http://schemas.microsoft.com/office/word/2010/wordprocessingDrawing" xmlns:wp="http://schemas.openxmlformats.org/drawingml/2006/wordprocessingDrawing" xmlns:w10="urn:schemas-microsoft-com:office:word" xmlns:w="http://schemas.openxmlformats.org/wordprocessingml/2006/main" xmlns:w14="http://schemas.microsoft.com/office/word/2010/wordml" xmlns:w15="http://schemas.microsoft.com/office/word/2012/wordml" xmlns:w16cex="http://schemas.microsoft.com/office/word/2018/wordml/cex" xmlns:w16cid="http://schemas.microsoft.com/office/word/2016/wordml/cid" xmlns:w16="http://schemas.microsoft.com/office/word/2018/wordml" xmlns:w16sdtdh="http://schemas.microsoft.com/office/word/2020/wordml/sdtdatahash" xmlns:w16se="http://schemas.microsoft.com/office/word/2015/wordml/symex" xmlns:wpg="http://schemas.microsoft.com/office/word/2010/wordprocessingGroup" xmlns:wpi="http://schemas.microsoft.com/office/word/2010/wordprocessingInk" xmlns:wne="http://schemas.microsoft.com/office/word/2006/wordml" xmlns:wps="http://schemas.microsoft.com/office/word/2010/wordprocessingShape" mc:Ignorable="w14 w15 w16se w16cid w16 w16cex w16sdtdh wp14">
   <w:body>
     <w:p>
       <w:pPr>
@@ -192,10 +192,7 @@
               <w:t>–</w:t>
             </w:r>
             <w:r>
-              <w:t xml:space="preserve"> </w:t>
-            </w:r>
-            <w:r>
-              <w:t>Nombre</w:t>
+              <w:t xml:space="preserve"> Nombre</w:t>
             </w:r>
           </w:p>
         </w:tc>
@@ -1230,6 +1227,86 @@
           <w:p/>
         </w:tc>
       </w:tr>
+      <w:tr>
+        <w:tc>
+          <w:tcPr>
+            <w:tcW w:w="2549" w:type="dxa"/>
+          </w:tcPr>
+          <w:p/>
+        </w:tc>
+        <w:tc>
+          <w:tcPr>
+            <w:tcW w:w="5813" w:type="dxa"/>
+          </w:tcPr>
+          <w:p/>
+        </w:tc>
+        <w:tc>
+          <w:tcPr>
+            <w:tcW w:w="1604" w:type="dxa"/>
+          </w:tcPr>
+          <w:p/>
+        </w:tc>
+      </w:tr>
+      <w:tr>
+        <w:tc>
+          <w:tcPr>
+            <w:tcW w:w="2549" w:type="dxa"/>
+          </w:tcPr>
+          <w:p/>
+        </w:tc>
+        <w:tc>
+          <w:tcPr>
+            <w:tcW w:w="5813" w:type="dxa"/>
+          </w:tcPr>
+          <w:p/>
+        </w:tc>
+        <w:tc>
+          <w:tcPr>
+            <w:tcW w:w="1604" w:type="dxa"/>
+          </w:tcPr>
+          <w:p/>
+        </w:tc>
+      </w:tr>
+      <w:tr>
+        <w:tc>
+          <w:tcPr>
+            <w:tcW w:w="2549" w:type="dxa"/>
+          </w:tcPr>
+          <w:p/>
+        </w:tc>
+        <w:tc>
+          <w:tcPr>
+            <w:tcW w:w="5813" w:type="dxa"/>
+          </w:tcPr>
+          <w:p/>
+        </w:tc>
+        <w:tc>
+          <w:tcPr>
+            <w:tcW w:w="1604" w:type="dxa"/>
+          </w:tcPr>
+          <w:p/>
+        </w:tc>
+      </w:tr>
+      <w:tr>
+        <w:tc>
+          <w:tcPr>
+            <w:tcW w:w="2549" w:type="dxa"/>
+          </w:tcPr>
+          <w:p/>
+        </w:tc>
+        <w:tc>
+          <w:tcPr>
+            <w:tcW w:w="5813" w:type="dxa"/>
+          </w:tcPr>
+          <w:p/>
+        </w:tc>
+        <w:tc>
+          <w:tcPr>
+            <w:tcW w:w="1604" w:type="dxa"/>
+          </w:tcPr>
+          <w:p/>
+        </w:tc>
+      </w:tr>
     </w:tbl>
     <w:p/>
     <w:sectPr>
@@ -1246,7 +1323,7 @@
 </file>
 
 <file path=word/endnotes.xml><?xml version="1.0" encoding="utf-8"?>
-<w:endnotes xmlns:wpc="http://schemas.microsoft.com/office/word/2010/wordprocessingCanvas" xmlns:cx="http://schemas.microsoft.com/office/drawing/2014/chartex" xmlns:cx1="http://schemas.microsoft.com/office/drawing/2015/9/8/chartex" xmlns:cx2="http://schemas.microsoft.com/office/drawing/2015/10/21/chartex" xmlns:cx3="http://schemas.microsoft.com/office/drawing/2016/5/9/chartex" xmlns:cx4="http://schemas.microsoft.com/office/drawing/2016/5/10/chartex" xmlns:cx5="http://schemas.microsoft.com/office/drawing/2016/5/11/chartex" xmlns:cx6="http://schemas.microsoft.com/office/drawing/2016/5/12/chartex" xmlns:cx7="http://schemas.microsoft.com/office/drawing/2016/5/13/chartex" xmlns:cx8="http://schemas.microsoft.com/office/drawing/2016/5/14/chartex" xmlns:mc="http://schemas.openxmlformats.org/markup-compatibility/2006" xmlns:aink="http://schemas.microsoft.com/office/drawing/2016/ink" xmlns:am3d="http://schemas.microsoft.com/office/drawing/2017/model3d" xmlns:o="urn:schemas-microsoft-com:office:office" xmlns:oel="http://schemas.microsoft.com/office/2019/extlst" xmlns:r="http://schemas.openxmlformats.org/officeDocument/2006/relationships" xmlns:m="http://schemas.openxmlformats.org/officeDocument/2006/math" xmlns:v="urn:schemas-microsoft-com:vml" xmlns:wp14="http://schemas.microsoft.com/office/word/2010/wordprocessingDrawing" xmlns:wp="http://schemas.openxmlformats.org/drawingml/2006/wordprocessingDrawing" xmlns:w10="urn:schemas-microsoft-com:office:word" xmlns:w="http://schemas.openxmlformats.org/wordprocessingml/2006/main" xmlns:w14="http://schemas.microsoft.com/office/word/2010/wordml" xmlns:w15="http://schemas.microsoft.com/office/word/2012/wordml" xmlns:w16cex="http://schemas.microsoft.com/office/word/2018/wordml/cex" xmlns:w16cid="http://schemas.microsoft.com/office/word/2016/wordml/cid" xmlns:w16="http://schemas.microsoft.com/office/word/2018/wordml" xmlns:w16du="http://schemas.microsoft.com/office/word/2023/wordml/word16du" xmlns:w16sdtdh="http://schemas.microsoft.com/office/word/2020/wordml/sdtdatahash" xmlns:w16sdtfl="http://schemas.microsoft.com/office/word/2024/wordml/sdtformatlock" xmlns:w16se="http://schemas.microsoft.com/office/word/2015/wordml/symex" xmlns:wpg="http://schemas.microsoft.com/office/word/2010/wordprocessingGroup" xmlns:wpi="http://schemas.microsoft.com/office/word/2010/wordprocessingInk" xmlns:wne="http://schemas.microsoft.com/office/word/2006/wordml" xmlns:wps="http://schemas.microsoft.com/office/word/2010/wordprocessingShape" mc:Ignorable="w14 w15 w16se w16cid w16 w16cex w16sdtdh w16sdtfl w16du wp14">
+<w:endnotes xmlns:wpc="http://schemas.microsoft.com/office/word/2010/wordprocessingCanvas" xmlns:cx="http://schemas.microsoft.com/office/drawing/2014/chartex" xmlns:cx1="http://schemas.microsoft.com/office/drawing/2015/9/8/chartex" xmlns:cx2="http://schemas.microsoft.com/office/drawing/2015/10/21/chartex" xmlns:cx3="http://schemas.microsoft.com/office/drawing/2016/5/9/chartex" xmlns:cx4="http://schemas.microsoft.com/office/drawing/2016/5/10/chartex" xmlns:cx5="http://schemas.microsoft.com/office/drawing/2016/5/11/chartex" xmlns:cx6="http://schemas.microsoft.com/office/drawing/2016/5/12/chartex" xmlns:cx7="http://schemas.microsoft.com/office/drawing/2016/5/13/chartex" xmlns:cx8="http://schemas.microsoft.com/office/drawing/2016/5/14/chartex" xmlns:mc="http://schemas.openxmlformats.org/markup-compatibility/2006" xmlns:aink="http://schemas.microsoft.com/office/drawing/2016/ink" xmlns:am3d="http://schemas.microsoft.com/office/drawing/2017/model3d" xmlns:o="urn:schemas-microsoft-com:office:office" xmlns:oel="http://schemas.microsoft.com/office/2019/extlst" xmlns:r="http://schemas.openxmlformats.org/officeDocument/2006/relationships" xmlns:m="http://schemas.openxmlformats.org/officeDocument/2006/math" xmlns:v="urn:schemas-microsoft-com:vml" xmlns:wp14="http://schemas.microsoft.com/office/word/2010/wordprocessingDrawing" xmlns:wp="http://schemas.openxmlformats.org/drawingml/2006/wordprocessingDrawing" xmlns:w10="urn:schemas-microsoft-com:office:word" xmlns:w="http://schemas.openxmlformats.org/wordprocessingml/2006/main" xmlns:w14="http://schemas.microsoft.com/office/word/2010/wordml" xmlns:w15="http://schemas.microsoft.com/office/word/2012/wordml" xmlns:w16cex="http://schemas.microsoft.com/office/word/2018/wordml/cex" xmlns:w16cid="http://schemas.microsoft.com/office/word/2016/wordml/cid" xmlns:w16="http://schemas.microsoft.com/office/word/2018/wordml" xmlns:w16sdtdh="http://schemas.microsoft.com/office/word/2020/wordml/sdtdatahash" xmlns:w16se="http://schemas.microsoft.com/office/word/2015/wordml/symex" xmlns:wpg="http://schemas.microsoft.com/office/word/2010/wordprocessingGroup" xmlns:wpi="http://schemas.microsoft.com/office/word/2010/wordprocessingInk" xmlns:wne="http://schemas.microsoft.com/office/word/2006/wordml" xmlns:wps="http://schemas.microsoft.com/office/word/2010/wordprocessingShape" mc:Ignorable="w14 w15 w16se w16cid w16 w16cex w16sdtdh wp14">
   <w:endnote w:type="separator" w:id="-1">
     <w:p>
       <w:r>
@@ -1271,7 +1348,7 @@
 </file>
 
 <file path=word/footer1.xml><?xml version="1.0" encoding="utf-8"?>
-<w:ftr xmlns:wpc="http://schemas.microsoft.com/office/word/2010/wordprocessingCanvas" xmlns:cx="http://schemas.microsoft.com/office/drawing/2014/chartex" xmlns:cx1="http://schemas.microsoft.com/office/drawing/2015/9/8/chartex" xmlns:cx2="http://schemas.microsoft.com/office/drawing/2015/10/21/chartex" xmlns:cx3="http://schemas.microsoft.com/office/drawing/2016/5/9/chartex" xmlns:cx4="http://schemas.microsoft.com/office/drawing/2016/5/10/chartex" xmlns:cx5="http://schemas.microsoft.com/office/drawing/2016/5/11/chartex" xmlns:cx6="http://schemas.microsoft.com/office/drawing/2016/5/12/chartex" xmlns:cx7="http://schemas.microsoft.com/office/drawing/2016/5/13/chartex" xmlns:cx8="http://schemas.microsoft.com/office/drawing/2016/5/14/chartex" xmlns:mc="http://schemas.openxmlformats.org/markup-compatibility/2006" xmlns:aink="http://schemas.microsoft.com/office/drawing/2016/ink" xmlns:am3d="http://schemas.microsoft.com/office/drawing/2017/model3d" xmlns:o="urn:schemas-microsoft-com:office:office" xmlns:oel="http://schemas.microsoft.com/office/2019/extlst" xmlns:r="http://schemas.openxmlformats.org/officeDocument/2006/relationships" xmlns:m="http://schemas.openxmlformats.org/officeDocument/2006/math" xmlns:v="urn:schemas-microsoft-com:vml" xmlns:wp14="http://schemas.microsoft.com/office/word/2010/wordprocessingDrawing" xmlns:wp="http://schemas.openxmlformats.org/drawingml/2006/wordprocessingDrawing" xmlns:w10="urn:schemas-microsoft-com:office:word" xmlns:w="http://schemas.openxmlformats.org/wordprocessingml/2006/main" xmlns:w14="http://schemas.microsoft.com/office/word/2010/wordml" xmlns:w15="http://schemas.microsoft.com/office/word/2012/wordml" xmlns:w16cex="http://schemas.microsoft.com/office/word/2018/wordml/cex" xmlns:w16cid="http://schemas.microsoft.com/office/word/2016/wordml/cid" xmlns:w16="http://schemas.microsoft.com/office/word/2018/wordml" xmlns:w16du="http://schemas.microsoft.com/office/word/2023/wordml/word16du" xmlns:w16sdtdh="http://schemas.microsoft.com/office/word/2020/wordml/sdtdatahash" xmlns:w16sdtfl="http://schemas.microsoft.com/office/word/2024/wordml/sdtformatlock" xmlns:w16se="http://schemas.microsoft.com/office/word/2015/wordml/symex" xmlns:wpg="http://schemas.microsoft.com/office/word/2010/wordprocessingGroup" xmlns:wpi="http://schemas.microsoft.com/office/word/2010/wordprocessingInk" xmlns:wne="http://schemas.microsoft.com/office/word/2006/wordml" xmlns:wps="http://schemas.microsoft.com/office/word/2010/wordprocessingShape" mc:Ignorable="w14 w15 w16se w16cid w16 w16cex w16sdtdh w16sdtfl w16du wp14">
+<w:ftr xmlns:wpc="http://schemas.microsoft.com/office/word/2010/wordprocessingCanvas" xmlns:cx="http://schemas.microsoft.com/office/drawing/2014/chartex" xmlns:cx1="http://schemas.microsoft.com/office/drawing/2015/9/8/chartex" xmlns:cx2="http://schemas.microsoft.com/office/drawing/2015/10/21/chartex" xmlns:cx3="http://schemas.microsoft.com/office/drawing/2016/5/9/chartex" xmlns:cx4="http://schemas.microsoft.com/office/drawing/2016/5/10/chartex" xmlns:cx5="http://schemas.microsoft.com/office/drawing/2016/5/11/chartex" xmlns:cx6="http://schemas.microsoft.com/office/drawing/2016/5/12/chartex" xmlns:cx7="http://schemas.microsoft.com/office/drawing/2016/5/13/chartex" xmlns:cx8="http://schemas.microsoft.com/office/drawing/2016/5/14/chartex" xmlns:mc="http://schemas.openxmlformats.org/markup-compatibility/2006" xmlns:aink="http://schemas.microsoft.com/office/drawing/2016/ink" xmlns:am3d="http://schemas.microsoft.com/office/drawing/2017/model3d" xmlns:o="urn:schemas-microsoft-com:office:office" xmlns:oel="http://schemas.microsoft.com/office/2019/extlst" xmlns:r="http://schemas.openxmlformats.org/officeDocument/2006/relationships" xmlns:m="http://schemas.openxmlformats.org/officeDocument/2006/math" xmlns:v="urn:schemas-microsoft-com:vml" xmlns:wp14="http://schemas.microsoft.com/office/word/2010/wordprocessingDrawing" xmlns:wp="http://schemas.openxmlformats.org/drawingml/2006/wordprocessingDrawing" xmlns:w10="urn:schemas-microsoft-com:office:word" xmlns:w="http://schemas.openxmlformats.org/wordprocessingml/2006/main" xmlns:w14="http://schemas.microsoft.com/office/word/2010/wordml" xmlns:w15="http://schemas.microsoft.com/office/word/2012/wordml" xmlns:w16cex="http://schemas.microsoft.com/office/word/2018/wordml/cex" xmlns:w16cid="http://schemas.microsoft.com/office/word/2016/wordml/cid" xmlns:w16="http://schemas.microsoft.com/office/word/2018/wordml" xmlns:w16sdtdh="http://schemas.microsoft.com/office/word/2020/wordml/sdtdatahash" xmlns:w16se="http://schemas.microsoft.com/office/word/2015/wordml/symex" xmlns:wpg="http://schemas.microsoft.com/office/word/2010/wordprocessingGroup" xmlns:wpi="http://schemas.microsoft.com/office/word/2010/wordprocessingInk" xmlns:wne="http://schemas.microsoft.com/office/word/2006/wordml" xmlns:wps="http://schemas.microsoft.com/office/word/2010/wordprocessingShape" mc:Ignorable="w14 w15 w16se w16cid w16 w16cex w16sdtdh wp14">
   <w:p>
     <w:pPr>
       <w:pStyle w:val="Footer"/>
@@ -1291,7 +1368,7 @@
 </file>
 
 <file path=word/footer2.xml><?xml version="1.0" encoding="utf-8"?>
-<w:ftr xmlns:wpc="http://schemas.microsoft.com/office/word/2010/wordprocessingCanvas" xmlns:cx="http://schemas.microsoft.com/office/drawing/2014/chartex" xmlns:cx1="http://schemas.microsoft.com/office/drawing/2015/9/8/chartex" xmlns:cx2="http://schemas.microsoft.com/office/drawing/2015/10/21/chartex" xmlns:cx3="http://schemas.microsoft.com/office/drawing/2016/5/9/chartex" xmlns:cx4="http://schemas.microsoft.com/office/drawing/2016/5/10/chartex" xmlns:cx5="http://schemas.microsoft.com/office/drawing/2016/5/11/chartex" xmlns:cx6="http://schemas.microsoft.com/office/drawing/2016/5/12/chartex" xmlns:cx7="http://schemas.microsoft.com/office/drawing/2016/5/13/chartex" xmlns:cx8="http://schemas.microsoft.com/office/drawing/2016/5/14/chartex" xmlns:mc="http://schemas.openxmlformats.org/markup-compatibility/2006" xmlns:aink="http://schemas.microsoft.com/office/drawing/2016/ink" xmlns:am3d="http://schemas.microsoft.com/office/drawing/2017/model3d" xmlns:o="urn:schemas-microsoft-com:office:office" xmlns:oel="http://schemas.microsoft.com/office/2019/extlst" xmlns:r="http://schemas.openxmlformats.org/officeDocument/2006/relationships" xmlns:m="http://schemas.openxmlformats.org/officeDocument/2006/math" xmlns:v="urn:schemas-microsoft-com:vml" xmlns:wp14="http://schemas.microsoft.com/office/word/2010/wordprocessingDrawing" xmlns:wp="http://schemas.openxmlformats.org/drawingml/2006/wordprocessingDrawing" xmlns:w10="urn:schemas-microsoft-com:office:word" xmlns:w="http://schemas.openxmlformats.org/wordprocessingml/2006/main" xmlns:w14="http://schemas.microsoft.com/office/word/2010/wordml" xmlns:w15="http://schemas.microsoft.com/office/word/2012/wordml" xmlns:w16cex="http://schemas.microsoft.com/office/word/2018/wordml/cex" xmlns:w16cid="http://schemas.microsoft.com/office/word/2016/wordml/cid" xmlns:w16="http://schemas.microsoft.com/office/word/2018/wordml" xmlns:w16du="http://schemas.microsoft.com/office/word/2023/wordml/word16du" xmlns:w16sdtdh="http://schemas.microsoft.com/office/word/2020/wordml/sdtdatahash" xmlns:w16sdtfl="http://schemas.microsoft.com/office/word/2024/wordml/sdtformatlock" xmlns:w16se="http://schemas.microsoft.com/office/word/2015/wordml/symex" xmlns:wpg="http://schemas.microsoft.com/office/word/2010/wordprocessingGroup" xmlns:wpi="http://schemas.microsoft.com/office/word/2010/wordprocessingInk" xmlns:wne="http://schemas.microsoft.com/office/word/2006/wordml" xmlns:wps="http://schemas.microsoft.com/office/word/2010/wordprocessingShape" mc:Ignorable="w14 w15 w16se w16cid w16 w16cex w16sdtdh w16sdtfl w16du wp14">
+<w:ftr xmlns:wpc="http://schemas.microsoft.com/office/word/2010/wordprocessingCanvas" xmlns:cx="http://schemas.microsoft.com/office/drawing/2014/chartex" xmlns:cx1="http://schemas.microsoft.com/office/drawing/2015/9/8/chartex" xmlns:cx2="http://schemas.microsoft.com/office/drawing/2015/10/21/chartex" xmlns:cx3="http://schemas.microsoft.com/office/drawing/2016/5/9/chartex" xmlns:cx4="http://schemas.microsoft.com/office/drawing/2016/5/10/chartex" xmlns:cx5="http://schemas.microsoft.com/office/drawing/2016/5/11/chartex" xmlns:cx6="http://schemas.microsoft.com/office/drawing/2016/5/12/chartex" xmlns:cx7="http://schemas.microsoft.com/office/drawing/2016/5/13/chartex" xmlns:cx8="http://schemas.microsoft.com/office/drawing/2016/5/14/chartex" xmlns:mc="http://schemas.openxmlformats.org/markup-compatibility/2006" xmlns:aink="http://schemas.microsoft.com/office/drawing/2016/ink" xmlns:am3d="http://schemas.microsoft.com/office/drawing/2017/model3d" xmlns:o="urn:schemas-microsoft-com:office:office" xmlns:oel="http://schemas.microsoft.com/office/2019/extlst" xmlns:r="http://schemas.openxmlformats.org/officeDocument/2006/relationships" xmlns:m="http://schemas.openxmlformats.org/officeDocument/2006/math" xmlns:v="urn:schemas-microsoft-com:vml" xmlns:wp14="http://schemas.microsoft.com/office/word/2010/wordprocessingDrawing" xmlns:wp="http://schemas.openxmlformats.org/drawingml/2006/wordprocessingDrawing" xmlns:w10="urn:schemas-microsoft-com:office:word" xmlns:w="http://schemas.openxmlformats.org/wordprocessingml/2006/main" xmlns:w14="http://schemas.microsoft.com/office/word/2010/wordml" xmlns:w15="http://schemas.microsoft.com/office/word/2012/wordml" xmlns:w16cex="http://schemas.microsoft.com/office/word/2018/wordml/cex" xmlns:w16cid="http://schemas.microsoft.com/office/word/2016/wordml/cid" xmlns:w16="http://schemas.microsoft.com/office/word/2018/wordml" xmlns:w16sdtdh="http://schemas.microsoft.com/office/word/2020/wordml/sdtdatahash" xmlns:w16se="http://schemas.microsoft.com/office/word/2015/wordml/symex" xmlns:wpg="http://schemas.microsoft.com/office/word/2010/wordprocessingGroup" xmlns:wpi="http://schemas.microsoft.com/office/word/2010/wordprocessingInk" xmlns:wne="http://schemas.microsoft.com/office/word/2006/wordml" xmlns:wps="http://schemas.microsoft.com/office/word/2010/wordprocessingShape" mc:Ignorable="w14 w15 w16se w16cid w16 w16cex w16sdtdh wp14">
   <w:tbl>
     <w:tblPr>
       <w:tblStyle w:val="TableGrid"/>
@@ -1565,7 +1642,7 @@
 </file>
 
 <file path=word/footnotes.xml><?xml version="1.0" encoding="utf-8"?>
-<w:footnotes xmlns:wpc="http://schemas.microsoft.com/office/word/2010/wordprocessingCanvas" xmlns:cx="http://schemas.microsoft.com/office/drawing/2014/chartex" xmlns:cx1="http://schemas.microsoft.com/office/drawing/2015/9/8/chartex" xmlns:cx2="http://schemas.microsoft.com/office/drawing/2015/10/21/chartex" xmlns:cx3="http://schemas.microsoft.com/office/drawing/2016/5/9/chartex" xmlns:cx4="http://schemas.microsoft.com/office/drawing/2016/5/10/chartex" xmlns:cx5="http://schemas.microsoft.com/office/drawing/2016/5/11/chartex" xmlns:cx6="http://schemas.microsoft.com/office/drawing/2016/5/12/chartex" xmlns:cx7="http://schemas.microsoft.com/office/drawing/2016/5/13/chartex" xmlns:cx8="http://schemas.microsoft.com/office/drawing/2016/5/14/chartex" xmlns:mc="http://schemas.openxmlformats.org/markup-compatibility/2006" xmlns:aink="http://schemas.microsoft.com/office/drawing/2016/ink" xmlns:am3d="http://schemas.microsoft.com/office/drawing/2017/model3d" xmlns:o="urn:schemas-microsoft-com:office:office" xmlns:oel="http://schemas.microsoft.com/office/2019/extlst" xmlns:r="http://schemas.openxmlformats.org/officeDocument/2006/relationships" xmlns:m="http://schemas.openxmlformats.org/officeDocument/2006/math" xmlns:v="urn:schemas-microsoft-com:vml" xmlns:wp14="http://schemas.microsoft.com/office/word/2010/wordprocessingDrawing" xmlns:wp="http://schemas.openxmlformats.org/drawingml/2006/wordprocessingDrawing" xmlns:w10="urn:schemas-microsoft-com:office:word" xmlns:w="http://schemas.openxmlformats.org/wordprocessingml/2006/main" xmlns:w14="http://schemas.microsoft.com/office/word/2010/wordml" xmlns:w15="http://schemas.microsoft.com/office/word/2012/wordml" xmlns:w16cex="http://schemas.microsoft.com/office/word/2018/wordml/cex" xmlns:w16cid="http://schemas.microsoft.com/office/word/2016/wordml/cid" xmlns:w16="http://schemas.microsoft.com/office/word/2018/wordml" xmlns:w16du="http://schemas.microsoft.com/office/word/2023/wordml/word16du" xmlns:w16sdtdh="http://schemas.microsoft.com/office/word/2020/wordml/sdtdatahash" xmlns:w16sdtfl="http://schemas.microsoft.com/office/word/2024/wordml/sdtformatlock" xmlns:w16se="http://schemas.microsoft.com/office/word/2015/wordml/symex" xmlns:wpg="http://schemas.microsoft.com/office/word/2010/wordprocessingGroup" xmlns:wpi="http://schemas.microsoft.com/office/word/2010/wordprocessingInk" xmlns:wne="http://schemas.microsoft.com/office/word/2006/wordml" xmlns:wps="http://schemas.microsoft.com/office/word/2010/wordprocessingShape" mc:Ignorable="w14 w15 w16se w16cid w16 w16cex w16sdtdh w16sdtfl w16du wp14">
+<w:footnotes xmlns:wpc="http://schemas.microsoft.com/office/word/2010/wordprocessingCanvas" xmlns:cx="http://schemas.microsoft.com/office/drawing/2014/chartex" xmlns:cx1="http://schemas.microsoft.com/office/drawing/2015/9/8/chartex" xmlns:cx2="http://schemas.microsoft.com/office/drawing/2015/10/21/chartex" xmlns:cx3="http://schemas.microsoft.com/office/drawing/2016/5/9/chartex" xmlns:cx4="http://schemas.microsoft.com/office/drawing/2016/5/10/chartex" xmlns:cx5="http://schemas.microsoft.com/office/drawing/2016/5/11/chartex" xmlns:cx6="http://schemas.microsoft.com/office/drawing/2016/5/12/chartex" xmlns:cx7="http://schemas.microsoft.com/office/drawing/2016/5/13/chartex" xmlns:cx8="http://schemas.microsoft.com/office/drawing/2016/5/14/chartex" xmlns:mc="http://schemas.openxmlformats.org/markup-compatibility/2006" xmlns:aink="http://schemas.microsoft.com/office/drawing/2016/ink" xmlns:am3d="http://schemas.microsoft.com/office/drawing/2017/model3d" xmlns:o="urn:schemas-microsoft-com:office:office" xmlns:oel="http://schemas.microsoft.com/office/2019/extlst" xmlns:r="http://schemas.openxmlformats.org/officeDocument/2006/relationships" xmlns:m="http://schemas.openxmlformats.org/officeDocument/2006/math" xmlns:v="urn:schemas-microsoft-com:vml" xmlns:wp14="http://schemas.microsoft.com/office/word/2010/wordprocessingDrawing" xmlns:wp="http://schemas.openxmlformats.org/drawingml/2006/wordprocessingDrawing" xmlns:w10="urn:schemas-microsoft-com:office:word" xmlns:w="http://schemas.openxmlformats.org/wordprocessingml/2006/main" xmlns:w14="http://schemas.microsoft.com/office/word/2010/wordml" xmlns:w15="http://schemas.microsoft.com/office/word/2012/wordml" xmlns:w16cex="http://schemas.microsoft.com/office/word/2018/wordml/cex" xmlns:w16cid="http://schemas.microsoft.com/office/word/2016/wordml/cid" xmlns:w16="http://schemas.microsoft.com/office/word/2018/wordml" xmlns:w16sdtdh="http://schemas.microsoft.com/office/word/2020/wordml/sdtdatahash" xmlns:w16se="http://schemas.microsoft.com/office/word/2015/wordml/symex" xmlns:wpg="http://schemas.microsoft.com/office/word/2010/wordprocessingGroup" xmlns:wpi="http://schemas.microsoft.com/office/word/2010/wordprocessingInk" xmlns:wne="http://schemas.microsoft.com/office/word/2006/wordml" xmlns:wps="http://schemas.microsoft.com/office/word/2010/wordprocessingShape" mc:Ignorable="w14 w15 w16se w16cid w16 w16cex w16sdtdh wp14">
   <w:footnote w:type="separator" w:id="-1">
     <w:p>
       <w:r>
@@ -1590,7 +1667,7 @@
 </file>
 
 <file path=word/header1.xml><?xml version="1.0" encoding="utf-8"?>
-<w:hdr xmlns:wpc="http://schemas.microsoft.com/office/word/2010/wordprocessingCanvas" xmlns:cx="http://schemas.microsoft.com/office/drawing/2014/chartex" xmlns:cx1="http://schemas.microsoft.com/office/drawing/2015/9/8/chartex" xmlns:cx2="http://schemas.microsoft.com/office/drawing/2015/10/21/chartex" xmlns:cx3="http://schemas.microsoft.com/office/drawing/2016/5/9/chartex" xmlns:cx4="http://schemas.microsoft.com/office/drawing/2016/5/10/chartex" xmlns:cx5="http://schemas.microsoft.com/office/drawing/2016/5/11/chartex" xmlns:cx6="http://schemas.microsoft.com/office/drawing/2016/5/12/chartex" xmlns:cx7="http://schemas.microsoft.com/office/drawing/2016/5/13/chartex" xmlns:cx8="http://schemas.microsoft.com/office/drawing/2016/5/14/chartex" xmlns:mc="http://schemas.openxmlformats.org/markup-compatibility/2006" xmlns:aink="http://schemas.microsoft.com/office/drawing/2016/ink" xmlns:am3d="http://schemas.microsoft.com/office/drawing/2017/model3d" xmlns:o="urn:schemas-microsoft-com:office:office" xmlns:oel="http://schemas.microsoft.com/office/2019/extlst" xmlns:r="http://schemas.openxmlformats.org/officeDocument/2006/relationships" xmlns:m="http://schemas.openxmlformats.org/officeDocument/2006/math" xmlns:v="urn:schemas-microsoft-com:vml" xmlns:wp14="http://schemas.microsoft.com/office/word/2010/wordprocessingDrawing" xmlns:wp="http://schemas.openxmlformats.org/drawingml/2006/wordprocessingDrawing" xmlns:w10="urn:schemas-microsoft-com:office:word" xmlns:w="http://schemas.openxmlformats.org/wordprocessingml/2006/main" xmlns:w14="http://schemas.microsoft.com/office/word/2010/wordml" xmlns:w15="http://schemas.microsoft.com/office/word/2012/wordml" xmlns:w16cex="http://schemas.microsoft.com/office/word/2018/wordml/cex" xmlns:w16cid="http://schemas.microsoft.com/office/word/2016/wordml/cid" xmlns:w16="http://schemas.microsoft.com/office/word/2018/wordml" xmlns:w16du="http://schemas.microsoft.com/office/word/2023/wordml/word16du" xmlns:w16sdtdh="http://schemas.microsoft.com/office/word/2020/wordml/sdtdatahash" xmlns:w16sdtfl="http://schemas.microsoft.com/office/word/2024/wordml/sdtformatlock" xmlns:w16se="http://schemas.microsoft.com/office/word/2015/wordml/symex" xmlns:wpg="http://schemas.microsoft.com/office/word/2010/wordprocessingGroup" xmlns:wpi="http://schemas.microsoft.com/office/word/2010/wordprocessingInk" xmlns:wne="http://schemas.microsoft.com/office/word/2006/wordml" xmlns:wps="http://schemas.microsoft.com/office/word/2010/wordprocessingShape" mc:Ignorable="w14 w15 w16se w16cid w16 w16cex w16sdtdh w16sdtfl w16du wp14">
+<w:hdr xmlns:wpc="http://schemas.microsoft.com/office/word/2010/wordprocessingCanvas" xmlns:cx="http://schemas.microsoft.com/office/drawing/2014/chartex" xmlns:cx1="http://schemas.microsoft.com/office/drawing/2015/9/8/chartex" xmlns:cx2="http://schemas.microsoft.com/office/drawing/2015/10/21/chartex" xmlns:cx3="http://schemas.microsoft.com/office/drawing/2016/5/9/chartex" xmlns:cx4="http://schemas.microsoft.com/office/drawing/2016/5/10/chartex" xmlns:cx5="http://schemas.microsoft.com/office/drawing/2016/5/11/chartex" xmlns:cx6="http://schemas.microsoft.com/office/drawing/2016/5/12/chartex" xmlns:cx7="http://schemas.microsoft.com/office/drawing/2016/5/13/chartex" xmlns:cx8="http://schemas.microsoft.com/office/drawing/2016/5/14/chartex" xmlns:mc="http://schemas.openxmlformats.org/markup-compatibility/2006" xmlns:aink="http://schemas.microsoft.com/office/drawing/2016/ink" xmlns:am3d="http://schemas.microsoft.com/office/drawing/2017/model3d" xmlns:o="urn:schemas-microsoft-com:office:office" xmlns:oel="http://schemas.microsoft.com/office/2019/extlst" xmlns:r="http://schemas.openxmlformats.org/officeDocument/2006/relationships" xmlns:m="http://schemas.openxmlformats.org/officeDocument/2006/math" xmlns:v="urn:schemas-microsoft-com:vml" xmlns:wp14="http://schemas.microsoft.com/office/word/2010/wordprocessingDrawing" xmlns:wp="http://schemas.openxmlformats.org/drawingml/2006/wordprocessingDrawing" xmlns:w10="urn:schemas-microsoft-com:office:word" xmlns:w="http://schemas.openxmlformats.org/wordprocessingml/2006/main" xmlns:w14="http://schemas.microsoft.com/office/word/2010/wordml" xmlns:w15="http://schemas.microsoft.com/office/word/2012/wordml" xmlns:w16cex="http://schemas.microsoft.com/office/word/2018/wordml/cex" xmlns:w16cid="http://schemas.microsoft.com/office/word/2016/wordml/cid" xmlns:w16="http://schemas.microsoft.com/office/word/2018/wordml" xmlns:w16sdtdh="http://schemas.microsoft.com/office/word/2020/wordml/sdtdatahash" xmlns:w16se="http://schemas.microsoft.com/office/word/2015/wordml/symex" xmlns:wpg="http://schemas.microsoft.com/office/word/2010/wordprocessingGroup" xmlns:wpi="http://schemas.microsoft.com/office/word/2010/wordprocessingInk" xmlns:wne="http://schemas.microsoft.com/office/word/2006/wordml" xmlns:wps="http://schemas.microsoft.com/office/word/2010/wordprocessingShape" mc:Ignorable="w14 w15 w16se w16cid w16 w16cex w16sdtdh wp14">
   <w:tbl>
     <w:tblPr>
       <w:tblStyle w:val="TableGrid"/>
@@ -1657,7 +1734,16 @@
               <w:szCs w:val="12"/>
               <w:lang w:val="es-CO"/>
             </w:rPr>
-            <w:instrText>https://github.com/rcfdtools/R.HCMC</w:instrText>
+            <w:instrText>https://github.com/rcfdtools/R.D</w:instrText>
+          </w:r>
+          <w:r>
+            <w:rPr>
+              <w:noProof/>
+              <w:sz w:val="12"/>
+              <w:szCs w:val="12"/>
+              <w:lang w:val="es-CO"/>
+            </w:rPr>
+            <w:instrText>APC</w:instrText>
           </w:r>
           <w:r>
             <w:rPr>
@@ -1666,13 +1752,6 @@
               <w:lang w:val="es-CO"/>
             </w:rPr>
             <w:instrText>"</w:instrText>
-          </w:r>
-          <w:r>
-            <w:rPr>
-              <w:sz w:val="12"/>
-              <w:szCs w:val="12"/>
-              <w:lang w:val="es-CO"/>
-            </w:rPr>
           </w:r>
           <w:r>
             <w:rPr>
@@ -1690,7 +1769,16 @@
               <w:szCs w:val="12"/>
               <w:lang w:val="es-CO"/>
             </w:rPr>
-            <w:t>https://github.com/rcfdtools/R.HCMC</w:t>
+            <w:t>https://github.com/rcfdtools/R.D</w:t>
+          </w:r>
+          <w:r>
+            <w:rPr>
+              <w:rStyle w:val="Hyperlink"/>
+              <w:sz w:val="12"/>
+              <w:szCs w:val="12"/>
+              <w:lang w:val="es-CO"/>
+            </w:rPr>
+            <w:t>APC</w:t>
           </w:r>
           <w:r>
             <w:rPr>
@@ -1699,6 +1787,15 @@
               <w:lang w:val="es-CO"/>
             </w:rPr>
             <w:fldChar w:fldCharType="end"/>
+          </w:r>
+          <w:r>
+            <w:rPr>
+              <w:noProof/>
+              <w:sz w:val="12"/>
+              <w:szCs w:val="12"/>
+              <w:lang w:val="es-CO"/>
+            </w:rPr>
+            <w:t xml:space="preserve"> </w:t>
           </w:r>
         </w:p>
       </w:tc>
@@ -1738,95 +1835,7 @@
               <w:szCs w:val="12"/>
               <w:lang w:val="es-CO"/>
             </w:rPr>
-            <w:t xml:space="preserve">Herramientas </w:t>
-          </w:r>
-          <w:r>
-            <w:rPr>
-              <w:sz w:val="12"/>
-              <w:szCs w:val="12"/>
-              <w:lang w:val="es-CO"/>
-            </w:rPr>
-            <w:t>c</w:t>
-          </w:r>
-          <w:r>
-            <w:rPr>
-              <w:sz w:val="12"/>
-              <w:szCs w:val="12"/>
-              <w:lang w:val="es-CO"/>
-            </w:rPr>
-            <w:t xml:space="preserve">omputacionales para el </w:t>
-          </w:r>
-          <w:r>
-            <w:rPr>
-              <w:sz w:val="12"/>
-              <w:szCs w:val="12"/>
-              <w:lang w:val="es-CO"/>
-            </w:rPr>
-            <w:t>d</w:t>
-          </w:r>
-          <w:r>
-            <w:rPr>
-              <w:sz w:val="12"/>
-              <w:szCs w:val="12"/>
-              <w:lang w:val="es-CO"/>
-            </w:rPr>
-            <w:t xml:space="preserve">iseño y </w:t>
-          </w:r>
-          <w:r>
-            <w:rPr>
-              <w:sz w:val="12"/>
-              <w:szCs w:val="12"/>
-              <w:lang w:val="es-CO"/>
-            </w:rPr>
-            <w:t>m</w:t>
-          </w:r>
-          <w:r>
-            <w:rPr>
-              <w:sz w:val="12"/>
-              <w:szCs w:val="12"/>
-              <w:lang w:val="es-CO"/>
-            </w:rPr>
-            <w:t xml:space="preserve">odelación </w:t>
-          </w:r>
-          <w:r>
-            <w:rPr>
-              <w:sz w:val="12"/>
-              <w:szCs w:val="12"/>
-              <w:lang w:val="es-CO"/>
-            </w:rPr>
-            <w:t xml:space="preserve">1D/2D </w:t>
-          </w:r>
-          <w:r>
-            <w:rPr>
-              <w:sz w:val="12"/>
-              <w:szCs w:val="12"/>
-              <w:lang w:val="es-CO"/>
-            </w:rPr>
-            <w:t xml:space="preserve">de </w:t>
-          </w:r>
-          <w:r>
-            <w:rPr>
-              <w:sz w:val="12"/>
-              <w:szCs w:val="12"/>
-              <w:lang w:val="es-CO"/>
-            </w:rPr>
-            <w:t>c</w:t>
-          </w:r>
-          <w:r>
-            <w:rPr>
-              <w:sz w:val="12"/>
-              <w:szCs w:val="12"/>
-              <w:lang w:val="es-CO"/>
-            </w:rPr>
-            <w:t>auces</w:t>
-          </w:r>
-          <w:r>
-            <w:rPr>
-              <w:sz w:val="12"/>
-              <w:szCs w:val="12"/>
-              <w:lang w:val="es-CO"/>
-            </w:rPr>
-            <w:t xml:space="preserve"> sinuosos</w:t>
+            <w:t>Dibujo asistido por computador - DAPC</w:t>
           </w:r>
         </w:p>
       </w:tc>
@@ -1887,87 +1896,7 @@
               <w:szCs w:val="12"/>
               <w:lang w:val="es-CO"/>
             </w:rPr>
-            <w:t xml:space="preserve">Maestría en </w:t>
-          </w:r>
-          <w:r>
-            <w:rPr>
-              <w:sz w:val="12"/>
-              <w:szCs w:val="12"/>
-              <w:lang w:val="es-CO"/>
-            </w:rPr>
-            <w:t>Ingenie</w:t>
-          </w:r>
-          <w:r>
-            <w:rPr>
-              <w:sz w:val="12"/>
-              <w:szCs w:val="12"/>
-              <w:lang w:val="es-CO"/>
-            </w:rPr>
-            <w:t xml:space="preserve">ría </w:t>
-          </w:r>
-          <w:r>
-            <w:rPr>
-              <w:sz w:val="12"/>
-              <w:szCs w:val="12"/>
-              <w:lang w:val="es-CO"/>
-            </w:rPr>
-            <w:t>Civi</w:t>
-          </w:r>
-          <w:r>
-            <w:rPr>
-              <w:sz w:val="12"/>
-              <w:szCs w:val="12"/>
-              <w:lang w:val="es-CO"/>
-            </w:rPr>
-            <w:t>l</w:t>
-          </w:r>
-          <w:r>
-            <w:rPr>
-              <w:sz w:val="12"/>
-              <w:szCs w:val="12"/>
-              <w:lang w:val="es-CO"/>
-            </w:rPr>
-            <w:t xml:space="preserve"> </w:t>
-          </w:r>
-          <w:r>
-            <w:rPr>
-              <w:sz w:val="12"/>
-              <w:szCs w:val="12"/>
-              <w:lang w:val="es-CO"/>
-            </w:rPr>
-            <w:t>–</w:t>
-          </w:r>
-          <w:r>
-            <w:rPr>
-              <w:sz w:val="12"/>
-              <w:szCs w:val="12"/>
-              <w:lang w:val="es-CO"/>
-            </w:rPr>
-            <w:t xml:space="preserve"> </w:t>
-          </w:r>
-          <w:r>
-            <w:rPr>
-              <w:sz w:val="12"/>
-              <w:szCs w:val="12"/>
-              <w:lang w:val="es-CO"/>
-            </w:rPr>
-            <w:t>É</w:t>
-          </w:r>
-          <w:r>
-            <w:rPr>
-              <w:sz w:val="12"/>
-              <w:szCs w:val="12"/>
-              <w:lang w:val="es-CO"/>
-            </w:rPr>
-            <w:t xml:space="preserve">nfasis en </w:t>
-          </w:r>
-          <w:r>
-            <w:rPr>
-              <w:sz w:val="12"/>
-              <w:szCs w:val="12"/>
-              <w:lang w:val="es-CO"/>
-            </w:rPr>
-            <w:t>recursos hidráulicos y medio ambiente</w:t>
+            <w:t>Ingeniería Eléctrica</w:t>
           </w:r>
           <w:r>
             <w:rPr>
@@ -2001,98 +1930,32 @@
               <w:szCs w:val="12"/>
               <w:lang w:val="es-CO"/>
             </w:rPr>
-            <w:t>50529</w:t>
+            <w:t>50</w:t>
+          </w:r>
+          <w:r>
+            <w:rPr>
+              <w:sz w:val="12"/>
+              <w:szCs w:val="12"/>
+              <w:lang w:val="es-CO"/>
+            </w:rPr>
+            <w:t>825</w:t>
           </w:r>
         </w:p>
       </w:tc>
     </w:tr>
+    <w:bookmarkEnd w:id="7"/>
+    <w:bookmarkEnd w:id="8"/>
   </w:tbl>
-  <w:bookmarkEnd w:id="7"/>
-  <w:bookmarkEnd w:id="8"/>
   <w:p>
     <w:pPr>
       <w:pStyle w:val="Header"/>
     </w:pPr>
-    <w:r>
-      <w:rPr>
-        <w:noProof/>
-      </w:rPr>
-      <w:drawing>
-        <wp:anchor distT="0" distB="0" distL="114300" distR="114300" simplePos="0" relativeHeight="251663360" behindDoc="0" locked="0" layoutInCell="1" allowOverlap="1" wp14:anchorId="0D67CB93" wp14:editId="52E69345">
-          <wp:simplePos x="0" y="0"/>
-          <wp:positionH relativeFrom="page">
-            <wp:align>right</wp:align>
-          </wp:positionH>
-          <wp:positionV relativeFrom="paragraph">
-            <wp:posOffset>-572770</wp:posOffset>
-          </wp:positionV>
-          <wp:extent cx="679705" cy="274321"/>
-          <wp:effectExtent l="0" t="0" r="6350" b="0"/>
-          <wp:wrapNone/>
-          <wp:docPr id="3" name="Imagen 2" descr="Logo&#10;&#10;Description automatically generated with low confidence">
-            <a:extLst xmlns:a="http://schemas.openxmlformats.org/drawingml/2006/main">
-              <a:ext uri="{FF2B5EF4-FFF2-40B4-BE49-F238E27FC236}">
-                <a16:creationId xmlns:a16="http://schemas.microsoft.com/office/drawing/2014/main" id="{70C1FD41-6B01-4003-8583-7FDA4B45F6AD}"/>
-              </a:ext>
-            </a:extLst>
-          </wp:docPr>
-          <wp:cNvGraphicFramePr>
-            <a:graphicFrameLocks xmlns:a="http://schemas.openxmlformats.org/drawingml/2006/main" noChangeAspect="1"/>
-          </wp:cNvGraphicFramePr>
-          <a:graphic xmlns:a="http://schemas.openxmlformats.org/drawingml/2006/main">
-            <a:graphicData uri="http://schemas.openxmlformats.org/drawingml/2006/picture">
-              <pic:pic xmlns:pic="http://schemas.openxmlformats.org/drawingml/2006/picture">
-                <pic:nvPicPr>
-                  <pic:cNvPr id="3" name="Imagen 2" descr="Logo&#10;&#10;Description automatically generated with low confidence">
-                    <a:extLst>
-                      <a:ext uri="{FF2B5EF4-FFF2-40B4-BE49-F238E27FC236}">
-                        <a16:creationId xmlns:a16="http://schemas.microsoft.com/office/drawing/2014/main" id="{70C1FD41-6B01-4003-8583-7FDA4B45F6AD}"/>
-                      </a:ext>
-                    </a:extLst>
-                  </pic:cNvPr>
-                  <pic:cNvPicPr>
-                    <a:picLocks noChangeAspect="1"/>
-                  </pic:cNvPicPr>
-                </pic:nvPicPr>
-                <pic:blipFill>
-                  <a:blip r:embed="rId1" cstate="print">
-                    <a:extLst>
-                      <a:ext uri="{28A0092B-C50C-407E-A947-70E740481C1C}">
-                        <a14:useLocalDpi xmlns:a14="http://schemas.microsoft.com/office/drawing/2010/main" val="0"/>
-                      </a:ext>
-                    </a:extLst>
-                  </a:blip>
-                  <a:stretch>
-                    <a:fillRect/>
-                  </a:stretch>
-                </pic:blipFill>
-                <pic:spPr>
-                  <a:xfrm>
-                    <a:off x="0" y="0"/>
-                    <a:ext cx="679705" cy="274321"/>
-                  </a:xfrm>
-                  <a:prstGeom prst="rect">
-                    <a:avLst/>
-                  </a:prstGeom>
-                </pic:spPr>
-              </pic:pic>
-            </a:graphicData>
-          </a:graphic>
-          <wp14:sizeRelH relativeFrom="margin">
-            <wp14:pctWidth>0</wp14:pctWidth>
-          </wp14:sizeRelH>
-          <wp14:sizeRelV relativeFrom="margin">
-            <wp14:pctHeight>0</wp14:pctHeight>
-          </wp14:sizeRelV>
-        </wp:anchor>
-      </w:drawing>
-    </w:r>
   </w:p>
 </w:hdr>
 </file>
 
 <file path=word/numbering.xml><?xml version="1.0" encoding="utf-8"?>
-<w:numbering xmlns:wpc="http://schemas.microsoft.com/office/word/2010/wordprocessingCanvas" xmlns:cx="http://schemas.microsoft.com/office/drawing/2014/chartex" xmlns:cx1="http://schemas.microsoft.com/office/drawing/2015/9/8/chartex" xmlns:cx2="http://schemas.microsoft.com/office/drawing/2015/10/21/chartex" xmlns:cx3="http://schemas.microsoft.com/office/drawing/2016/5/9/chartex" xmlns:cx4="http://schemas.microsoft.com/office/drawing/2016/5/10/chartex" xmlns:cx5="http://schemas.microsoft.com/office/drawing/2016/5/11/chartex" xmlns:cx6="http://schemas.microsoft.com/office/drawing/2016/5/12/chartex" xmlns:cx7="http://schemas.microsoft.com/office/drawing/2016/5/13/chartex" xmlns:cx8="http://schemas.microsoft.com/office/drawing/2016/5/14/chartex" xmlns:mc="http://schemas.openxmlformats.org/markup-compatibility/2006" xmlns:aink="http://schemas.microsoft.com/office/drawing/2016/ink" xmlns:am3d="http://schemas.microsoft.com/office/drawing/2017/model3d" xmlns:o="urn:schemas-microsoft-com:office:office" xmlns:oel="http://schemas.microsoft.com/office/2019/extlst" xmlns:r="http://schemas.openxmlformats.org/officeDocument/2006/relationships" xmlns:m="http://schemas.openxmlformats.org/officeDocument/2006/math" xmlns:v="urn:schemas-microsoft-com:vml" xmlns:wp14="http://schemas.microsoft.com/office/word/2010/wordprocessingDrawing" xmlns:wp="http://schemas.openxmlformats.org/drawingml/2006/wordprocessingDrawing" xmlns:w10="urn:schemas-microsoft-com:office:word" xmlns:w="http://schemas.openxmlformats.org/wordprocessingml/2006/main" xmlns:w14="http://schemas.microsoft.com/office/word/2010/wordml" xmlns:w15="http://schemas.microsoft.com/office/word/2012/wordml" xmlns:w16cex="http://schemas.microsoft.com/office/word/2018/wordml/cex" xmlns:w16cid="http://schemas.microsoft.com/office/word/2016/wordml/cid" xmlns:w16="http://schemas.microsoft.com/office/word/2018/wordml" xmlns:w16du="http://schemas.microsoft.com/office/word/2023/wordml/word16du" xmlns:w16sdtdh="http://schemas.microsoft.com/office/word/2020/wordml/sdtdatahash" xmlns:w16sdtfl="http://schemas.microsoft.com/office/word/2024/wordml/sdtformatlock" xmlns:w16se="http://schemas.microsoft.com/office/word/2015/wordml/symex" xmlns:wpg="http://schemas.microsoft.com/office/word/2010/wordprocessingGroup" xmlns:wpi="http://schemas.microsoft.com/office/word/2010/wordprocessingInk" xmlns:wne="http://schemas.microsoft.com/office/word/2006/wordml" xmlns:wps="http://schemas.microsoft.com/office/word/2010/wordprocessingShape" mc:Ignorable="w14 w15 w16se w16cid w16 w16cex w16sdtdh w16sdtfl w16du wp14">
+<w:numbering xmlns:wpc="http://schemas.microsoft.com/office/word/2010/wordprocessingCanvas" xmlns:cx="http://schemas.microsoft.com/office/drawing/2014/chartex" xmlns:cx1="http://schemas.microsoft.com/office/drawing/2015/9/8/chartex" xmlns:cx2="http://schemas.microsoft.com/office/drawing/2015/10/21/chartex" xmlns:cx3="http://schemas.microsoft.com/office/drawing/2016/5/9/chartex" xmlns:cx4="http://schemas.microsoft.com/office/drawing/2016/5/10/chartex" xmlns:cx5="http://schemas.microsoft.com/office/drawing/2016/5/11/chartex" xmlns:cx6="http://schemas.microsoft.com/office/drawing/2016/5/12/chartex" xmlns:cx7="http://schemas.microsoft.com/office/drawing/2016/5/13/chartex" xmlns:cx8="http://schemas.microsoft.com/office/drawing/2016/5/14/chartex" xmlns:mc="http://schemas.openxmlformats.org/markup-compatibility/2006" xmlns:aink="http://schemas.microsoft.com/office/drawing/2016/ink" xmlns:am3d="http://schemas.microsoft.com/office/drawing/2017/model3d" xmlns:o="urn:schemas-microsoft-com:office:office" xmlns:oel="http://schemas.microsoft.com/office/2019/extlst" xmlns:r="http://schemas.openxmlformats.org/officeDocument/2006/relationships" xmlns:m="http://schemas.openxmlformats.org/officeDocument/2006/math" xmlns:v="urn:schemas-microsoft-com:vml" xmlns:wp14="http://schemas.microsoft.com/office/word/2010/wordprocessingDrawing" xmlns:wp="http://schemas.openxmlformats.org/drawingml/2006/wordprocessingDrawing" xmlns:w10="urn:schemas-microsoft-com:office:word" xmlns:w="http://schemas.openxmlformats.org/wordprocessingml/2006/main" xmlns:w14="http://schemas.microsoft.com/office/word/2010/wordml" xmlns:w15="http://schemas.microsoft.com/office/word/2012/wordml" xmlns:w16cex="http://schemas.microsoft.com/office/word/2018/wordml/cex" xmlns:w16cid="http://schemas.microsoft.com/office/word/2016/wordml/cid" xmlns:w16="http://schemas.microsoft.com/office/word/2018/wordml" xmlns:w16sdtdh="http://schemas.microsoft.com/office/word/2020/wordml/sdtdatahash" xmlns:w16se="http://schemas.microsoft.com/office/word/2015/wordml/symex" xmlns:wpg="http://schemas.microsoft.com/office/word/2010/wordprocessingGroup" xmlns:wpi="http://schemas.microsoft.com/office/word/2010/wordprocessingInk" xmlns:wne="http://schemas.microsoft.com/office/word/2006/wordml" xmlns:wps="http://schemas.microsoft.com/office/word/2010/wordprocessingShape" mc:Ignorable="w14 w15 w16se w16cid w16 w16cex w16sdtdh wp14">
   <w:abstractNum w:abstractNumId="0" w15:restartNumberingAfterBreak="0">
     <w:nsid w:val="036904F9"/>
     <w:multiLevelType w:val="hybridMultilevel"/>
@@ -3401,7 +3264,7 @@
 </file>
 
 <file path=word/styles.xml><?xml version="1.0" encoding="utf-8"?>
-<w:styles xmlns:mc="http://schemas.openxmlformats.org/markup-compatibility/2006" xmlns:r="http://schemas.openxmlformats.org/officeDocument/2006/relationships" xmlns:w="http://schemas.openxmlformats.org/wordprocessingml/2006/main" xmlns:w14="http://schemas.microsoft.com/office/word/2010/wordml" xmlns:w15="http://schemas.microsoft.com/office/word/2012/wordml" xmlns:w16cex="http://schemas.microsoft.com/office/word/2018/wordml/cex" xmlns:w16cid="http://schemas.microsoft.com/office/word/2016/wordml/cid" xmlns:w16="http://schemas.microsoft.com/office/word/2018/wordml" xmlns:w16du="http://schemas.microsoft.com/office/word/2023/wordml/word16du" xmlns:w16sdtdh="http://schemas.microsoft.com/office/word/2020/wordml/sdtdatahash" xmlns:w16sdtfl="http://schemas.microsoft.com/office/word/2024/wordml/sdtformatlock" xmlns:w16se="http://schemas.microsoft.com/office/word/2015/wordml/symex" mc:Ignorable="w14 w15 w16se w16cid w16 w16cex w16sdtdh w16sdtfl w16du">
+<w:styles xmlns:mc="http://schemas.openxmlformats.org/markup-compatibility/2006" xmlns:r="http://schemas.openxmlformats.org/officeDocument/2006/relationships" xmlns:w="http://schemas.openxmlformats.org/wordprocessingml/2006/main" xmlns:w14="http://schemas.microsoft.com/office/word/2010/wordml" xmlns:w15="http://schemas.microsoft.com/office/word/2012/wordml" xmlns:w16cex="http://schemas.microsoft.com/office/word/2018/wordml/cex" xmlns:w16cid="http://schemas.microsoft.com/office/word/2016/wordml/cid" xmlns:w16="http://schemas.microsoft.com/office/word/2018/wordml" xmlns:w16sdtdh="http://schemas.microsoft.com/office/word/2020/wordml/sdtdatahash" xmlns:w16se="http://schemas.microsoft.com/office/word/2015/wordml/symex" mc:Ignorable="w14 w15 w16se w16cid w16 w16cex w16sdtdh">
   <w:docDefaults>
     <w:rPrDefault>
       <w:rPr>
@@ -3895,7 +3758,6 @@
   <w:style w:type="character" w:default="1" w:styleId="DefaultParagraphFont">
     <w:name w:val="Default Paragraph Font"/>
     <w:uiPriority w:val="1"/>
-    <w:semiHidden/>
     <w:unhideWhenUsed/>
   </w:style>
   <w:style w:type="table" w:default="1" w:styleId="TableNormal">

--- a/file/report/R.DAPC.PlantillaInformeTecnico.docx
+++ b/file/report/R.DAPC.PlantillaInformeTecnico.docx
@@ -1,6 +1,6 @@
 
 <file path=word/document.xml><?xml version="1.0" encoding="utf-8"?>
-<w:document xmlns:wpc="http://schemas.microsoft.com/office/word/2010/wordprocessingCanvas" xmlns:cx="http://schemas.microsoft.com/office/drawing/2014/chartex" xmlns:cx1="http://schemas.microsoft.com/office/drawing/2015/9/8/chartex" xmlns:cx2="http://schemas.microsoft.com/office/drawing/2015/10/21/chartex" xmlns:cx3="http://schemas.microsoft.com/office/drawing/2016/5/9/chartex" xmlns:cx4="http://schemas.microsoft.com/office/drawing/2016/5/10/chartex" xmlns:cx5="http://schemas.microsoft.com/office/drawing/2016/5/11/chartex" xmlns:cx6="http://schemas.microsoft.com/office/drawing/2016/5/12/chartex" xmlns:cx7="http://schemas.microsoft.com/office/drawing/2016/5/13/chartex" xmlns:cx8="http://schemas.microsoft.com/office/drawing/2016/5/14/chartex" xmlns:mc="http://schemas.openxmlformats.org/markup-compatibility/2006" xmlns:aink="http://schemas.microsoft.com/office/drawing/2016/ink" xmlns:am3d="http://schemas.microsoft.com/office/drawing/2017/model3d" xmlns:o="urn:schemas-microsoft-com:office:office" xmlns:oel="http://schemas.microsoft.com/office/2019/extlst" xmlns:r="http://schemas.openxmlformats.org/officeDocument/2006/relationships" xmlns:m="http://schemas.openxmlformats.org/officeDocument/2006/math" xmlns:v="urn:schemas-microsoft-com:vml" xmlns:wp14="http://schemas.microsoft.com/office/word/2010/wordprocessingDrawing" xmlns:wp="http://schemas.openxmlformats.org/drawingml/2006/wordprocessingDrawing" xmlns:w10="urn:schemas-microsoft-com:office:word" xmlns:w="http://schemas.openxmlformats.org/wordprocessingml/2006/main" xmlns:w14="http://schemas.microsoft.com/office/word/2010/wordml" xmlns:w15="http://schemas.microsoft.com/office/word/2012/wordml" xmlns:w16cex="http://schemas.microsoft.com/office/word/2018/wordml/cex" xmlns:w16cid="http://schemas.microsoft.com/office/word/2016/wordml/cid" xmlns:w16="http://schemas.microsoft.com/office/word/2018/wordml" xmlns:w16sdtdh="http://schemas.microsoft.com/office/word/2020/wordml/sdtdatahash" xmlns:w16se="http://schemas.microsoft.com/office/word/2015/wordml/symex" xmlns:wpg="http://schemas.microsoft.com/office/word/2010/wordprocessingGroup" xmlns:wpi="http://schemas.microsoft.com/office/word/2010/wordprocessingInk" xmlns:wne="http://schemas.microsoft.com/office/word/2006/wordml" xmlns:wps="http://schemas.microsoft.com/office/word/2010/wordprocessingShape" mc:Ignorable="w14 w15 w16se w16cid w16 w16cex w16sdtdh wp14">
+<w:document xmlns:wpc="http://schemas.microsoft.com/office/word/2010/wordprocessingCanvas" xmlns:cx="http://schemas.microsoft.com/office/drawing/2014/chartex" xmlns:cx1="http://schemas.microsoft.com/office/drawing/2015/9/8/chartex" xmlns:cx2="http://schemas.microsoft.com/office/drawing/2015/10/21/chartex" xmlns:cx3="http://schemas.microsoft.com/office/drawing/2016/5/9/chartex" xmlns:cx4="http://schemas.microsoft.com/office/drawing/2016/5/10/chartex" xmlns:cx5="http://schemas.microsoft.com/office/drawing/2016/5/11/chartex" xmlns:cx6="http://schemas.microsoft.com/office/drawing/2016/5/12/chartex" xmlns:cx7="http://schemas.microsoft.com/office/drawing/2016/5/13/chartex" xmlns:cx8="http://schemas.microsoft.com/office/drawing/2016/5/14/chartex" xmlns:mc="http://schemas.openxmlformats.org/markup-compatibility/2006" xmlns:aink="http://schemas.microsoft.com/office/drawing/2016/ink" xmlns:am3d="http://schemas.microsoft.com/office/drawing/2017/model3d" xmlns:o="urn:schemas-microsoft-com:office:office" xmlns:oel="http://schemas.microsoft.com/office/2019/extlst" xmlns:r="http://schemas.openxmlformats.org/officeDocument/2006/relationships" xmlns:m="http://schemas.openxmlformats.org/officeDocument/2006/math" xmlns:v="urn:schemas-microsoft-com:vml" xmlns:wp14="http://schemas.microsoft.com/office/word/2010/wordprocessingDrawing" xmlns:wp="http://schemas.openxmlformats.org/drawingml/2006/wordprocessingDrawing" xmlns:w10="urn:schemas-microsoft-com:office:word" xmlns:w="http://schemas.openxmlformats.org/wordprocessingml/2006/main" xmlns:w14="http://schemas.microsoft.com/office/word/2010/wordml" xmlns:w15="http://schemas.microsoft.com/office/word/2012/wordml" xmlns:w16cex="http://schemas.microsoft.com/office/word/2018/wordml/cex" xmlns:w16cid="http://schemas.microsoft.com/office/word/2016/wordml/cid" xmlns:w16="http://schemas.microsoft.com/office/word/2018/wordml" xmlns:w16du="http://schemas.microsoft.com/office/word/2023/wordml/word16du" xmlns:w16sdtdh="http://schemas.microsoft.com/office/word/2020/wordml/sdtdatahash" xmlns:w16sdtfl="http://schemas.microsoft.com/office/word/2024/wordml/sdtformatlock" xmlns:w16se="http://schemas.microsoft.com/office/word/2015/wordml/symex" xmlns:wpg="http://schemas.microsoft.com/office/word/2010/wordprocessingGroup" xmlns:wpi="http://schemas.microsoft.com/office/word/2010/wordprocessingInk" xmlns:wne="http://schemas.microsoft.com/office/word/2006/wordml" xmlns:wps="http://schemas.microsoft.com/office/word/2010/wordprocessingShape" mc:Ignorable="w14 w15 w16se w16cid w16 w16cex w16sdtdh w16sdtfl w16du wp14">
   <w:body>
     <w:p>
       <w:pPr>
@@ -1323,7 +1323,7 @@
 </file>
 
 <file path=word/endnotes.xml><?xml version="1.0" encoding="utf-8"?>
-<w:endnotes xmlns:wpc="http://schemas.microsoft.com/office/word/2010/wordprocessingCanvas" xmlns:cx="http://schemas.microsoft.com/office/drawing/2014/chartex" xmlns:cx1="http://schemas.microsoft.com/office/drawing/2015/9/8/chartex" xmlns:cx2="http://schemas.microsoft.com/office/drawing/2015/10/21/chartex" xmlns:cx3="http://schemas.microsoft.com/office/drawing/2016/5/9/chartex" xmlns:cx4="http://schemas.microsoft.com/office/drawing/2016/5/10/chartex" xmlns:cx5="http://schemas.microsoft.com/office/drawing/2016/5/11/chartex" xmlns:cx6="http://schemas.microsoft.com/office/drawing/2016/5/12/chartex" xmlns:cx7="http://schemas.microsoft.com/office/drawing/2016/5/13/chartex" xmlns:cx8="http://schemas.microsoft.com/office/drawing/2016/5/14/chartex" xmlns:mc="http://schemas.openxmlformats.org/markup-compatibility/2006" xmlns:aink="http://schemas.microsoft.com/office/drawing/2016/ink" xmlns:am3d="http://schemas.microsoft.com/office/drawing/2017/model3d" xmlns:o="urn:schemas-microsoft-com:office:office" xmlns:oel="http://schemas.microsoft.com/office/2019/extlst" xmlns:r="http://schemas.openxmlformats.org/officeDocument/2006/relationships" xmlns:m="http://schemas.openxmlformats.org/officeDocument/2006/math" xmlns:v="urn:schemas-microsoft-com:vml" xmlns:wp14="http://schemas.microsoft.com/office/word/2010/wordprocessingDrawing" xmlns:wp="http://schemas.openxmlformats.org/drawingml/2006/wordprocessingDrawing" xmlns:w10="urn:schemas-microsoft-com:office:word" xmlns:w="http://schemas.openxmlformats.org/wordprocessingml/2006/main" xmlns:w14="http://schemas.microsoft.com/office/word/2010/wordml" xmlns:w15="http://schemas.microsoft.com/office/word/2012/wordml" xmlns:w16cex="http://schemas.microsoft.com/office/word/2018/wordml/cex" xmlns:w16cid="http://schemas.microsoft.com/office/word/2016/wordml/cid" xmlns:w16="http://schemas.microsoft.com/office/word/2018/wordml" xmlns:w16sdtdh="http://schemas.microsoft.com/office/word/2020/wordml/sdtdatahash" xmlns:w16se="http://schemas.microsoft.com/office/word/2015/wordml/symex" xmlns:wpg="http://schemas.microsoft.com/office/word/2010/wordprocessingGroup" xmlns:wpi="http://schemas.microsoft.com/office/word/2010/wordprocessingInk" xmlns:wne="http://schemas.microsoft.com/office/word/2006/wordml" xmlns:wps="http://schemas.microsoft.com/office/word/2010/wordprocessingShape" mc:Ignorable="w14 w15 w16se w16cid w16 w16cex w16sdtdh wp14">
+<w:endnotes xmlns:wpc="http://schemas.microsoft.com/office/word/2010/wordprocessingCanvas" xmlns:cx="http://schemas.microsoft.com/office/drawing/2014/chartex" xmlns:cx1="http://schemas.microsoft.com/office/drawing/2015/9/8/chartex" xmlns:cx2="http://schemas.microsoft.com/office/drawing/2015/10/21/chartex" xmlns:cx3="http://schemas.microsoft.com/office/drawing/2016/5/9/chartex" xmlns:cx4="http://schemas.microsoft.com/office/drawing/2016/5/10/chartex" xmlns:cx5="http://schemas.microsoft.com/office/drawing/2016/5/11/chartex" xmlns:cx6="http://schemas.microsoft.com/office/drawing/2016/5/12/chartex" xmlns:cx7="http://schemas.microsoft.com/office/drawing/2016/5/13/chartex" xmlns:cx8="http://schemas.microsoft.com/office/drawing/2016/5/14/chartex" xmlns:mc="http://schemas.openxmlformats.org/markup-compatibility/2006" xmlns:aink="http://schemas.microsoft.com/office/drawing/2016/ink" xmlns:am3d="http://schemas.microsoft.com/office/drawing/2017/model3d" xmlns:o="urn:schemas-microsoft-com:office:office" xmlns:oel="http://schemas.microsoft.com/office/2019/extlst" xmlns:r="http://schemas.openxmlformats.org/officeDocument/2006/relationships" xmlns:m="http://schemas.openxmlformats.org/officeDocument/2006/math" xmlns:v="urn:schemas-microsoft-com:vml" xmlns:wp14="http://schemas.microsoft.com/office/word/2010/wordprocessingDrawing" xmlns:wp="http://schemas.openxmlformats.org/drawingml/2006/wordprocessingDrawing" xmlns:w10="urn:schemas-microsoft-com:office:word" xmlns:w="http://schemas.openxmlformats.org/wordprocessingml/2006/main" xmlns:w14="http://schemas.microsoft.com/office/word/2010/wordml" xmlns:w15="http://schemas.microsoft.com/office/word/2012/wordml" xmlns:w16cex="http://schemas.microsoft.com/office/word/2018/wordml/cex" xmlns:w16cid="http://schemas.microsoft.com/office/word/2016/wordml/cid" xmlns:w16="http://schemas.microsoft.com/office/word/2018/wordml" xmlns:w16du="http://schemas.microsoft.com/office/word/2023/wordml/word16du" xmlns:w16sdtdh="http://schemas.microsoft.com/office/word/2020/wordml/sdtdatahash" xmlns:w16sdtfl="http://schemas.microsoft.com/office/word/2024/wordml/sdtformatlock" xmlns:w16se="http://schemas.microsoft.com/office/word/2015/wordml/symex" xmlns:wpg="http://schemas.microsoft.com/office/word/2010/wordprocessingGroup" xmlns:wpi="http://schemas.microsoft.com/office/word/2010/wordprocessingInk" xmlns:wne="http://schemas.microsoft.com/office/word/2006/wordml" xmlns:wps="http://schemas.microsoft.com/office/word/2010/wordprocessingShape" mc:Ignorable="w14 w15 w16se w16cid w16 w16cex w16sdtdh w16sdtfl w16du wp14">
   <w:endnote w:type="separator" w:id="-1">
     <w:p>
       <w:r>
@@ -1348,7 +1348,7 @@
 </file>
 
 <file path=word/footer1.xml><?xml version="1.0" encoding="utf-8"?>
-<w:ftr xmlns:wpc="http://schemas.microsoft.com/office/word/2010/wordprocessingCanvas" xmlns:cx="http://schemas.microsoft.com/office/drawing/2014/chartex" xmlns:cx1="http://schemas.microsoft.com/office/drawing/2015/9/8/chartex" xmlns:cx2="http://schemas.microsoft.com/office/drawing/2015/10/21/chartex" xmlns:cx3="http://schemas.microsoft.com/office/drawing/2016/5/9/chartex" xmlns:cx4="http://schemas.microsoft.com/office/drawing/2016/5/10/chartex" xmlns:cx5="http://schemas.microsoft.com/office/drawing/2016/5/11/chartex" xmlns:cx6="http://schemas.microsoft.com/office/drawing/2016/5/12/chartex" xmlns:cx7="http://schemas.microsoft.com/office/drawing/2016/5/13/chartex" xmlns:cx8="http://schemas.microsoft.com/office/drawing/2016/5/14/chartex" xmlns:mc="http://schemas.openxmlformats.org/markup-compatibility/2006" xmlns:aink="http://schemas.microsoft.com/office/drawing/2016/ink" xmlns:am3d="http://schemas.microsoft.com/office/drawing/2017/model3d" xmlns:o="urn:schemas-microsoft-com:office:office" xmlns:oel="http://schemas.microsoft.com/office/2019/extlst" xmlns:r="http://schemas.openxmlformats.org/officeDocument/2006/relationships" xmlns:m="http://schemas.openxmlformats.org/officeDocument/2006/math" xmlns:v="urn:schemas-microsoft-com:vml" xmlns:wp14="http://schemas.microsoft.com/office/word/2010/wordprocessingDrawing" xmlns:wp="http://schemas.openxmlformats.org/drawingml/2006/wordprocessingDrawing" xmlns:w10="urn:schemas-microsoft-com:office:word" xmlns:w="http://schemas.openxmlformats.org/wordprocessingml/2006/main" xmlns:w14="http://schemas.microsoft.com/office/word/2010/wordml" xmlns:w15="http://schemas.microsoft.com/office/word/2012/wordml" xmlns:w16cex="http://schemas.microsoft.com/office/word/2018/wordml/cex" xmlns:w16cid="http://schemas.microsoft.com/office/word/2016/wordml/cid" xmlns:w16="http://schemas.microsoft.com/office/word/2018/wordml" xmlns:w16sdtdh="http://schemas.microsoft.com/office/word/2020/wordml/sdtdatahash" xmlns:w16se="http://schemas.microsoft.com/office/word/2015/wordml/symex" xmlns:wpg="http://schemas.microsoft.com/office/word/2010/wordprocessingGroup" xmlns:wpi="http://schemas.microsoft.com/office/word/2010/wordprocessingInk" xmlns:wne="http://schemas.microsoft.com/office/word/2006/wordml" xmlns:wps="http://schemas.microsoft.com/office/word/2010/wordprocessingShape" mc:Ignorable="w14 w15 w16se w16cid w16 w16cex w16sdtdh wp14">
+<w:ftr xmlns:wpc="http://schemas.microsoft.com/office/word/2010/wordprocessingCanvas" xmlns:cx="http://schemas.microsoft.com/office/drawing/2014/chartex" xmlns:cx1="http://schemas.microsoft.com/office/drawing/2015/9/8/chartex" xmlns:cx2="http://schemas.microsoft.com/office/drawing/2015/10/21/chartex" xmlns:cx3="http://schemas.microsoft.com/office/drawing/2016/5/9/chartex" xmlns:cx4="http://schemas.microsoft.com/office/drawing/2016/5/10/chartex" xmlns:cx5="http://schemas.microsoft.com/office/drawing/2016/5/11/chartex" xmlns:cx6="http://schemas.microsoft.com/office/drawing/2016/5/12/chartex" xmlns:cx7="http://schemas.microsoft.com/office/drawing/2016/5/13/chartex" xmlns:cx8="http://schemas.microsoft.com/office/drawing/2016/5/14/chartex" xmlns:mc="http://schemas.openxmlformats.org/markup-compatibility/2006" xmlns:aink="http://schemas.microsoft.com/office/drawing/2016/ink" xmlns:am3d="http://schemas.microsoft.com/office/drawing/2017/model3d" xmlns:o="urn:schemas-microsoft-com:office:office" xmlns:oel="http://schemas.microsoft.com/office/2019/extlst" xmlns:r="http://schemas.openxmlformats.org/officeDocument/2006/relationships" xmlns:m="http://schemas.openxmlformats.org/officeDocument/2006/math" xmlns:v="urn:schemas-microsoft-com:vml" xmlns:wp14="http://schemas.microsoft.com/office/word/2010/wordprocessingDrawing" xmlns:wp="http://schemas.openxmlformats.org/drawingml/2006/wordprocessingDrawing" xmlns:w10="urn:schemas-microsoft-com:office:word" xmlns:w="http://schemas.openxmlformats.org/wordprocessingml/2006/main" xmlns:w14="http://schemas.microsoft.com/office/word/2010/wordml" xmlns:w15="http://schemas.microsoft.com/office/word/2012/wordml" xmlns:w16cex="http://schemas.microsoft.com/office/word/2018/wordml/cex" xmlns:w16cid="http://schemas.microsoft.com/office/word/2016/wordml/cid" xmlns:w16="http://schemas.microsoft.com/office/word/2018/wordml" xmlns:w16du="http://schemas.microsoft.com/office/word/2023/wordml/word16du" xmlns:w16sdtdh="http://schemas.microsoft.com/office/word/2020/wordml/sdtdatahash" xmlns:w16sdtfl="http://schemas.microsoft.com/office/word/2024/wordml/sdtformatlock" xmlns:w16se="http://schemas.microsoft.com/office/word/2015/wordml/symex" xmlns:wpg="http://schemas.microsoft.com/office/word/2010/wordprocessingGroup" xmlns:wpi="http://schemas.microsoft.com/office/word/2010/wordprocessingInk" xmlns:wne="http://schemas.microsoft.com/office/word/2006/wordml" xmlns:wps="http://schemas.microsoft.com/office/word/2010/wordprocessingShape" mc:Ignorable="w14 w15 w16se w16cid w16 w16cex w16sdtdh w16sdtfl w16du wp14">
   <w:p>
     <w:pPr>
       <w:pStyle w:val="Footer"/>
@@ -1368,7 +1368,7 @@
 </file>
 
 <file path=word/footer2.xml><?xml version="1.0" encoding="utf-8"?>
-<w:ftr xmlns:wpc="http://schemas.microsoft.com/office/word/2010/wordprocessingCanvas" xmlns:cx="http://schemas.microsoft.com/office/drawing/2014/chartex" xmlns:cx1="http://schemas.microsoft.com/office/drawing/2015/9/8/chartex" xmlns:cx2="http://schemas.microsoft.com/office/drawing/2015/10/21/chartex" xmlns:cx3="http://schemas.microsoft.com/office/drawing/2016/5/9/chartex" xmlns:cx4="http://schemas.microsoft.com/office/drawing/2016/5/10/chartex" xmlns:cx5="http://schemas.microsoft.com/office/drawing/2016/5/11/chartex" xmlns:cx6="http://schemas.microsoft.com/office/drawing/2016/5/12/chartex" xmlns:cx7="http://schemas.microsoft.com/office/drawing/2016/5/13/chartex" xmlns:cx8="http://schemas.microsoft.com/office/drawing/2016/5/14/chartex" xmlns:mc="http://schemas.openxmlformats.org/markup-compatibility/2006" xmlns:aink="http://schemas.microsoft.com/office/drawing/2016/ink" xmlns:am3d="http://schemas.microsoft.com/office/drawing/2017/model3d" xmlns:o="urn:schemas-microsoft-com:office:office" xmlns:oel="http://schemas.microsoft.com/office/2019/extlst" xmlns:r="http://schemas.openxmlformats.org/officeDocument/2006/relationships" xmlns:m="http://schemas.openxmlformats.org/officeDocument/2006/math" xmlns:v="urn:schemas-microsoft-com:vml" xmlns:wp14="http://schemas.microsoft.com/office/word/2010/wordprocessingDrawing" xmlns:wp="http://schemas.openxmlformats.org/drawingml/2006/wordprocessingDrawing" xmlns:w10="urn:schemas-microsoft-com:office:word" xmlns:w="http://schemas.openxmlformats.org/wordprocessingml/2006/main" xmlns:w14="http://schemas.microsoft.com/office/word/2010/wordml" xmlns:w15="http://schemas.microsoft.com/office/word/2012/wordml" xmlns:w16cex="http://schemas.microsoft.com/office/word/2018/wordml/cex" xmlns:w16cid="http://schemas.microsoft.com/office/word/2016/wordml/cid" xmlns:w16="http://schemas.microsoft.com/office/word/2018/wordml" xmlns:w16sdtdh="http://schemas.microsoft.com/office/word/2020/wordml/sdtdatahash" xmlns:w16se="http://schemas.microsoft.com/office/word/2015/wordml/symex" xmlns:wpg="http://schemas.microsoft.com/office/word/2010/wordprocessingGroup" xmlns:wpi="http://schemas.microsoft.com/office/word/2010/wordprocessingInk" xmlns:wne="http://schemas.microsoft.com/office/word/2006/wordml" xmlns:wps="http://schemas.microsoft.com/office/word/2010/wordprocessingShape" mc:Ignorable="w14 w15 w16se w16cid w16 w16cex w16sdtdh wp14">
+<w:ftr xmlns:wpc="http://schemas.microsoft.com/office/word/2010/wordprocessingCanvas" xmlns:cx="http://schemas.microsoft.com/office/drawing/2014/chartex" xmlns:cx1="http://schemas.microsoft.com/office/drawing/2015/9/8/chartex" xmlns:cx2="http://schemas.microsoft.com/office/drawing/2015/10/21/chartex" xmlns:cx3="http://schemas.microsoft.com/office/drawing/2016/5/9/chartex" xmlns:cx4="http://schemas.microsoft.com/office/drawing/2016/5/10/chartex" xmlns:cx5="http://schemas.microsoft.com/office/drawing/2016/5/11/chartex" xmlns:cx6="http://schemas.microsoft.com/office/drawing/2016/5/12/chartex" xmlns:cx7="http://schemas.microsoft.com/office/drawing/2016/5/13/chartex" xmlns:cx8="http://schemas.microsoft.com/office/drawing/2016/5/14/chartex" xmlns:mc="http://schemas.openxmlformats.org/markup-compatibility/2006" xmlns:aink="http://schemas.microsoft.com/office/drawing/2016/ink" xmlns:am3d="http://schemas.microsoft.com/office/drawing/2017/model3d" xmlns:o="urn:schemas-microsoft-com:office:office" xmlns:oel="http://schemas.microsoft.com/office/2019/extlst" xmlns:r="http://schemas.openxmlformats.org/officeDocument/2006/relationships" xmlns:m="http://schemas.openxmlformats.org/officeDocument/2006/math" xmlns:v="urn:schemas-microsoft-com:vml" xmlns:wp14="http://schemas.microsoft.com/office/word/2010/wordprocessingDrawing" xmlns:wp="http://schemas.openxmlformats.org/drawingml/2006/wordprocessingDrawing" xmlns:w10="urn:schemas-microsoft-com:office:word" xmlns:w="http://schemas.openxmlformats.org/wordprocessingml/2006/main" xmlns:w14="http://schemas.microsoft.com/office/word/2010/wordml" xmlns:w15="http://schemas.microsoft.com/office/word/2012/wordml" xmlns:w16cex="http://schemas.microsoft.com/office/word/2018/wordml/cex" xmlns:w16cid="http://schemas.microsoft.com/office/word/2016/wordml/cid" xmlns:w16="http://schemas.microsoft.com/office/word/2018/wordml" xmlns:w16du="http://schemas.microsoft.com/office/word/2023/wordml/word16du" xmlns:w16sdtdh="http://schemas.microsoft.com/office/word/2020/wordml/sdtdatahash" xmlns:w16sdtfl="http://schemas.microsoft.com/office/word/2024/wordml/sdtformatlock" xmlns:w16se="http://schemas.microsoft.com/office/word/2015/wordml/symex" xmlns:wpg="http://schemas.microsoft.com/office/word/2010/wordprocessingGroup" xmlns:wpi="http://schemas.microsoft.com/office/word/2010/wordprocessingInk" xmlns:wne="http://schemas.microsoft.com/office/word/2006/wordml" xmlns:wps="http://schemas.microsoft.com/office/word/2010/wordprocessingShape" mc:Ignorable="w14 w15 w16se w16cid w16 w16cex w16sdtdh w16sdtfl w16du wp14">
   <w:tbl>
     <w:tblPr>
       <w:tblStyle w:val="TableGrid"/>
@@ -1642,7 +1642,7 @@
 </file>
 
 <file path=word/footnotes.xml><?xml version="1.0" encoding="utf-8"?>
-<w:footnotes xmlns:wpc="http://schemas.microsoft.com/office/word/2010/wordprocessingCanvas" xmlns:cx="http://schemas.microsoft.com/office/drawing/2014/chartex" xmlns:cx1="http://schemas.microsoft.com/office/drawing/2015/9/8/chartex" xmlns:cx2="http://schemas.microsoft.com/office/drawing/2015/10/21/chartex" xmlns:cx3="http://schemas.microsoft.com/office/drawing/2016/5/9/chartex" xmlns:cx4="http://schemas.microsoft.com/office/drawing/2016/5/10/chartex" xmlns:cx5="http://schemas.microsoft.com/office/drawing/2016/5/11/chartex" xmlns:cx6="http://schemas.microsoft.com/office/drawing/2016/5/12/chartex" xmlns:cx7="http://schemas.microsoft.com/office/drawing/2016/5/13/chartex" xmlns:cx8="http://schemas.microsoft.com/office/drawing/2016/5/14/chartex" xmlns:mc="http://schemas.openxmlformats.org/markup-compatibility/2006" xmlns:aink="http://schemas.microsoft.com/office/drawing/2016/ink" xmlns:am3d="http://schemas.microsoft.com/office/drawing/2017/model3d" xmlns:o="urn:schemas-microsoft-com:office:office" xmlns:oel="http://schemas.microsoft.com/office/2019/extlst" xmlns:r="http://schemas.openxmlformats.org/officeDocument/2006/relationships" xmlns:m="http://schemas.openxmlformats.org/officeDocument/2006/math" xmlns:v="urn:schemas-microsoft-com:vml" xmlns:wp14="http://schemas.microsoft.com/office/word/2010/wordprocessingDrawing" xmlns:wp="http://schemas.openxmlformats.org/drawingml/2006/wordprocessingDrawing" xmlns:w10="urn:schemas-microsoft-com:office:word" xmlns:w="http://schemas.openxmlformats.org/wordprocessingml/2006/main" xmlns:w14="http://schemas.microsoft.com/office/word/2010/wordml" xmlns:w15="http://schemas.microsoft.com/office/word/2012/wordml" xmlns:w16cex="http://schemas.microsoft.com/office/word/2018/wordml/cex" xmlns:w16cid="http://schemas.microsoft.com/office/word/2016/wordml/cid" xmlns:w16="http://schemas.microsoft.com/office/word/2018/wordml" xmlns:w16sdtdh="http://schemas.microsoft.com/office/word/2020/wordml/sdtdatahash" xmlns:w16se="http://schemas.microsoft.com/office/word/2015/wordml/symex" xmlns:wpg="http://schemas.microsoft.com/office/word/2010/wordprocessingGroup" xmlns:wpi="http://schemas.microsoft.com/office/word/2010/wordprocessingInk" xmlns:wne="http://schemas.microsoft.com/office/word/2006/wordml" xmlns:wps="http://schemas.microsoft.com/office/word/2010/wordprocessingShape" mc:Ignorable="w14 w15 w16se w16cid w16 w16cex w16sdtdh wp14">
+<w:footnotes xmlns:wpc="http://schemas.microsoft.com/office/word/2010/wordprocessingCanvas" xmlns:cx="http://schemas.microsoft.com/office/drawing/2014/chartex" xmlns:cx1="http://schemas.microsoft.com/office/drawing/2015/9/8/chartex" xmlns:cx2="http://schemas.microsoft.com/office/drawing/2015/10/21/chartex" xmlns:cx3="http://schemas.microsoft.com/office/drawing/2016/5/9/chartex" xmlns:cx4="http://schemas.microsoft.com/office/drawing/2016/5/10/chartex" xmlns:cx5="http://schemas.microsoft.com/office/drawing/2016/5/11/chartex" xmlns:cx6="http://schemas.microsoft.com/office/drawing/2016/5/12/chartex" xmlns:cx7="http://schemas.microsoft.com/office/drawing/2016/5/13/chartex" xmlns:cx8="http://schemas.microsoft.com/office/drawing/2016/5/14/chartex" xmlns:mc="http://schemas.openxmlformats.org/markup-compatibility/2006" xmlns:aink="http://schemas.microsoft.com/office/drawing/2016/ink" xmlns:am3d="http://schemas.microsoft.com/office/drawing/2017/model3d" xmlns:o="urn:schemas-microsoft-com:office:office" xmlns:oel="http://schemas.microsoft.com/office/2019/extlst" xmlns:r="http://schemas.openxmlformats.org/officeDocument/2006/relationships" xmlns:m="http://schemas.openxmlformats.org/officeDocument/2006/math" xmlns:v="urn:schemas-microsoft-com:vml" xmlns:wp14="http://schemas.microsoft.com/office/word/2010/wordprocessingDrawing" xmlns:wp="http://schemas.openxmlformats.org/drawingml/2006/wordprocessingDrawing" xmlns:w10="urn:schemas-microsoft-com:office:word" xmlns:w="http://schemas.openxmlformats.org/wordprocessingml/2006/main" xmlns:w14="http://schemas.microsoft.com/office/word/2010/wordml" xmlns:w15="http://schemas.microsoft.com/office/word/2012/wordml" xmlns:w16cex="http://schemas.microsoft.com/office/word/2018/wordml/cex" xmlns:w16cid="http://schemas.microsoft.com/office/word/2016/wordml/cid" xmlns:w16="http://schemas.microsoft.com/office/word/2018/wordml" xmlns:w16du="http://schemas.microsoft.com/office/word/2023/wordml/word16du" xmlns:w16sdtdh="http://schemas.microsoft.com/office/word/2020/wordml/sdtdatahash" xmlns:w16sdtfl="http://schemas.microsoft.com/office/word/2024/wordml/sdtformatlock" xmlns:w16se="http://schemas.microsoft.com/office/word/2015/wordml/symex" xmlns:wpg="http://schemas.microsoft.com/office/word/2010/wordprocessingGroup" xmlns:wpi="http://schemas.microsoft.com/office/word/2010/wordprocessingInk" xmlns:wne="http://schemas.microsoft.com/office/word/2006/wordml" xmlns:wps="http://schemas.microsoft.com/office/word/2010/wordprocessingShape" mc:Ignorable="w14 w15 w16se w16cid w16 w16cex w16sdtdh w16sdtfl w16du wp14">
   <w:footnote w:type="separator" w:id="-1">
     <w:p>
       <w:r>
@@ -1667,7 +1667,7 @@
 </file>
 
 <file path=word/header1.xml><?xml version="1.0" encoding="utf-8"?>
-<w:hdr xmlns:wpc="http://schemas.microsoft.com/office/word/2010/wordprocessingCanvas" xmlns:cx="http://schemas.microsoft.com/office/drawing/2014/chartex" xmlns:cx1="http://schemas.microsoft.com/office/drawing/2015/9/8/chartex" xmlns:cx2="http://schemas.microsoft.com/office/drawing/2015/10/21/chartex" xmlns:cx3="http://schemas.microsoft.com/office/drawing/2016/5/9/chartex" xmlns:cx4="http://schemas.microsoft.com/office/drawing/2016/5/10/chartex" xmlns:cx5="http://schemas.microsoft.com/office/drawing/2016/5/11/chartex" xmlns:cx6="http://schemas.microsoft.com/office/drawing/2016/5/12/chartex" xmlns:cx7="http://schemas.microsoft.com/office/drawing/2016/5/13/chartex" xmlns:cx8="http://schemas.microsoft.com/office/drawing/2016/5/14/chartex" xmlns:mc="http://schemas.openxmlformats.org/markup-compatibility/2006" xmlns:aink="http://schemas.microsoft.com/office/drawing/2016/ink" xmlns:am3d="http://schemas.microsoft.com/office/drawing/2017/model3d" xmlns:o="urn:schemas-microsoft-com:office:office" xmlns:oel="http://schemas.microsoft.com/office/2019/extlst" xmlns:r="http://schemas.openxmlformats.org/officeDocument/2006/relationships" xmlns:m="http://schemas.openxmlformats.org/officeDocument/2006/math" xmlns:v="urn:schemas-microsoft-com:vml" xmlns:wp14="http://schemas.microsoft.com/office/word/2010/wordprocessingDrawing" xmlns:wp="http://schemas.openxmlformats.org/drawingml/2006/wordprocessingDrawing" xmlns:w10="urn:schemas-microsoft-com:office:word" xmlns:w="http://schemas.openxmlformats.org/wordprocessingml/2006/main" xmlns:w14="http://schemas.microsoft.com/office/word/2010/wordml" xmlns:w15="http://schemas.microsoft.com/office/word/2012/wordml" xmlns:w16cex="http://schemas.microsoft.com/office/word/2018/wordml/cex" xmlns:w16cid="http://schemas.microsoft.com/office/word/2016/wordml/cid" xmlns:w16="http://schemas.microsoft.com/office/word/2018/wordml" xmlns:w16sdtdh="http://schemas.microsoft.com/office/word/2020/wordml/sdtdatahash" xmlns:w16se="http://schemas.microsoft.com/office/word/2015/wordml/symex" xmlns:wpg="http://schemas.microsoft.com/office/word/2010/wordprocessingGroup" xmlns:wpi="http://schemas.microsoft.com/office/word/2010/wordprocessingInk" xmlns:wne="http://schemas.microsoft.com/office/word/2006/wordml" xmlns:wps="http://schemas.microsoft.com/office/word/2010/wordprocessingShape" mc:Ignorable="w14 w15 w16se w16cid w16 w16cex w16sdtdh wp14">
+<w:hdr xmlns:wpc="http://schemas.microsoft.com/office/word/2010/wordprocessingCanvas" xmlns:cx="http://schemas.microsoft.com/office/drawing/2014/chartex" xmlns:cx1="http://schemas.microsoft.com/office/drawing/2015/9/8/chartex" xmlns:cx2="http://schemas.microsoft.com/office/drawing/2015/10/21/chartex" xmlns:cx3="http://schemas.microsoft.com/office/drawing/2016/5/9/chartex" xmlns:cx4="http://schemas.microsoft.com/office/drawing/2016/5/10/chartex" xmlns:cx5="http://schemas.microsoft.com/office/drawing/2016/5/11/chartex" xmlns:cx6="http://schemas.microsoft.com/office/drawing/2016/5/12/chartex" xmlns:cx7="http://schemas.microsoft.com/office/drawing/2016/5/13/chartex" xmlns:cx8="http://schemas.microsoft.com/office/drawing/2016/5/14/chartex" xmlns:mc="http://schemas.openxmlformats.org/markup-compatibility/2006" xmlns:aink="http://schemas.microsoft.com/office/drawing/2016/ink" xmlns:am3d="http://schemas.microsoft.com/office/drawing/2017/model3d" xmlns:o="urn:schemas-microsoft-com:office:office" xmlns:oel="http://schemas.microsoft.com/office/2019/extlst" xmlns:r="http://schemas.openxmlformats.org/officeDocument/2006/relationships" xmlns:m="http://schemas.openxmlformats.org/officeDocument/2006/math" xmlns:v="urn:schemas-microsoft-com:vml" xmlns:wp14="http://schemas.microsoft.com/office/word/2010/wordprocessingDrawing" xmlns:wp="http://schemas.openxmlformats.org/drawingml/2006/wordprocessingDrawing" xmlns:w10="urn:schemas-microsoft-com:office:word" xmlns:w="http://schemas.openxmlformats.org/wordprocessingml/2006/main" xmlns:w14="http://schemas.microsoft.com/office/word/2010/wordml" xmlns:w15="http://schemas.microsoft.com/office/word/2012/wordml" xmlns:w16cex="http://schemas.microsoft.com/office/word/2018/wordml/cex" xmlns:w16cid="http://schemas.microsoft.com/office/word/2016/wordml/cid" xmlns:w16="http://schemas.microsoft.com/office/word/2018/wordml" xmlns:w16du="http://schemas.microsoft.com/office/word/2023/wordml/word16du" xmlns:w16sdtdh="http://schemas.microsoft.com/office/word/2020/wordml/sdtdatahash" xmlns:w16sdtfl="http://schemas.microsoft.com/office/word/2024/wordml/sdtformatlock" xmlns:w16se="http://schemas.microsoft.com/office/word/2015/wordml/symex" xmlns:wpg="http://schemas.microsoft.com/office/word/2010/wordprocessingGroup" xmlns:wpi="http://schemas.microsoft.com/office/word/2010/wordprocessingInk" xmlns:wne="http://schemas.microsoft.com/office/word/2006/wordml" xmlns:wps="http://schemas.microsoft.com/office/word/2010/wordprocessingShape" mc:Ignorable="w14 w15 w16se w16cid w16 w16cex w16sdtdh w16sdtfl w16du wp14">
   <w:tbl>
     <w:tblPr>
       <w:tblStyle w:val="TableGrid"/>
@@ -1701,8 +1701,6 @@
           <w:tcW w:w="995" w:type="pct"/>
           <w:vAlign w:val="center"/>
         </w:tcPr>
-        <w:bookmarkStart w:id="7" w:name="_Hlk534720586"/>
-        <w:bookmarkStart w:id="8" w:name="_Hlk534720587"/>
         <w:p>
           <w:pPr>
             <w:jc w:val="left"/>
@@ -1712,91 +1710,8 @@
               <w:lang w:val="es-CO"/>
             </w:rPr>
           </w:pPr>
-          <w:r>
-            <w:rPr>
-              <w:sz w:val="12"/>
-              <w:szCs w:val="12"/>
-              <w:lang w:val="es-CO"/>
-            </w:rPr>
-            <w:fldChar w:fldCharType="begin"/>
-          </w:r>
-          <w:r>
-            <w:rPr>
-              <w:sz w:val="12"/>
-              <w:szCs w:val="12"/>
-              <w:lang w:val="es-CO"/>
-            </w:rPr>
-            <w:instrText>HYPERLINK "</w:instrText>
-          </w:r>
-          <w:r>
-            <w:rPr>
-              <w:sz w:val="12"/>
-              <w:szCs w:val="12"/>
-              <w:lang w:val="es-CO"/>
-            </w:rPr>
-            <w:instrText>https://github.com/rcfdtools/R.D</w:instrText>
-          </w:r>
-          <w:r>
-            <w:rPr>
-              <w:noProof/>
-              <w:sz w:val="12"/>
-              <w:szCs w:val="12"/>
-              <w:lang w:val="es-CO"/>
-            </w:rPr>
-            <w:instrText>APC</w:instrText>
-          </w:r>
-          <w:r>
-            <w:rPr>
-              <w:sz w:val="12"/>
-              <w:szCs w:val="12"/>
-              <w:lang w:val="es-CO"/>
-            </w:rPr>
-            <w:instrText>"</w:instrText>
-          </w:r>
-          <w:r>
-            <w:rPr>
-              <w:sz w:val="12"/>
-              <w:szCs w:val="12"/>
-              <w:lang w:val="es-CO"/>
-            </w:rPr>
-            <w:fldChar w:fldCharType="separate"/>
-          </w:r>
-          <w:r>
-            <w:rPr>
-              <w:rStyle w:val="Hyperlink"/>
-              <w:noProof w:val="0"/>
-              <w:sz w:val="12"/>
-              <w:szCs w:val="12"/>
-              <w:lang w:val="es-CO"/>
-            </w:rPr>
-            <w:t>https://github.com/rcfdtools/R.D</w:t>
-          </w:r>
-          <w:r>
-            <w:rPr>
-              <w:rStyle w:val="Hyperlink"/>
-              <w:sz w:val="12"/>
-              <w:szCs w:val="12"/>
-              <w:lang w:val="es-CO"/>
-            </w:rPr>
-            <w:t>APC</w:t>
-          </w:r>
-          <w:r>
-            <w:rPr>
-              <w:sz w:val="12"/>
-              <w:szCs w:val="12"/>
-              <w:lang w:val="es-CO"/>
-            </w:rPr>
-            <w:fldChar w:fldCharType="end"/>
-          </w:r>
-          <w:r>
-            <w:rPr>
-              <w:noProof/>
-              <w:sz w:val="12"/>
-              <w:szCs w:val="12"/>
-              <w:lang w:val="es-CO"/>
-            </w:rPr>
-            <w:t xml:space="preserve"> </w:t>
-          </w:r>
+          <w:bookmarkStart w:id="7" w:name="_Hlk534720586"/>
+          <w:bookmarkStart w:id="8" w:name="_Hlk534720587"/>
         </w:p>
       </w:tc>
       <w:tc>
@@ -1938,24 +1853,95 @@
               <w:szCs w:val="12"/>
               <w:lang w:val="es-CO"/>
             </w:rPr>
-            <w:t>825</w:t>
+            <w:t>8</w:t>
+          </w:r>
+          <w:r>
+            <w:rPr>
+              <w:sz w:val="12"/>
+              <w:szCs w:val="12"/>
+              <w:lang w:val="es-CO"/>
+            </w:rPr>
+            <w:t>13</w:t>
           </w:r>
         </w:p>
       </w:tc>
     </w:tr>
-    <w:bookmarkEnd w:id="7"/>
-    <w:bookmarkEnd w:id="8"/>
   </w:tbl>
+  <w:bookmarkEnd w:id="7"/>
+  <w:bookmarkEnd w:id="8"/>
   <w:p>
     <w:pPr>
       <w:pStyle w:val="Header"/>
     </w:pPr>
+    <w:r>
+      <w:rPr>
+        <w:noProof/>
+        <w:sz w:val="12"/>
+        <w:szCs w:val="12"/>
+        <w:lang w:val="es-CO"/>
+      </w:rPr>
+      <w:drawing>
+        <wp:anchor distT="0" distB="0" distL="114300" distR="114300" simplePos="0" relativeHeight="251663360" behindDoc="0" locked="0" layoutInCell="1" allowOverlap="1" wp14:anchorId="0E4F8C90" wp14:editId="7C1DB2B6">
+          <wp:simplePos x="0" y="0"/>
+          <wp:positionH relativeFrom="page">
+            <wp:align>right</wp:align>
+          </wp:positionH>
+          <wp:positionV relativeFrom="paragraph">
+            <wp:posOffset>-575920</wp:posOffset>
+          </wp:positionV>
+          <wp:extent cx="676657" cy="271273"/>
+          <wp:effectExtent l="0" t="0" r="9525" b="0"/>
+          <wp:wrapNone/>
+          <wp:docPr id="1843235404" name="Picture 2" descr="A black and white sign with white text&#10;&#10;AI-generated content may be incorrect."/>
+          <wp:cNvGraphicFramePr>
+            <a:graphicFrameLocks xmlns:a="http://schemas.openxmlformats.org/drawingml/2006/main" noChangeAspect="1"/>
+          </wp:cNvGraphicFramePr>
+          <a:graphic xmlns:a="http://schemas.openxmlformats.org/drawingml/2006/main">
+            <a:graphicData uri="http://schemas.openxmlformats.org/drawingml/2006/picture">
+              <pic:pic xmlns:pic="http://schemas.openxmlformats.org/drawingml/2006/picture">
+                <pic:nvPicPr>
+                  <pic:cNvPr id="1843235404" name="Picture 2" descr="A black and white sign with white text&#10;&#10;AI-generated content may be incorrect."/>
+                  <pic:cNvPicPr/>
+                </pic:nvPicPr>
+                <pic:blipFill>
+                  <a:blip r:embed="rId1">
+                    <a:extLst>
+                      <a:ext uri="{28A0092B-C50C-407E-A947-70E740481C1C}">
+                        <a14:useLocalDpi xmlns:a14="http://schemas.microsoft.com/office/drawing/2010/main" val="0"/>
+                      </a:ext>
+                    </a:extLst>
+                  </a:blip>
+                  <a:stretch>
+                    <a:fillRect/>
+                  </a:stretch>
+                </pic:blipFill>
+                <pic:spPr>
+                  <a:xfrm>
+                    <a:off x="0" y="0"/>
+                    <a:ext cx="676657" cy="271273"/>
+                  </a:xfrm>
+                  <a:prstGeom prst="rect">
+                    <a:avLst/>
+                  </a:prstGeom>
+                </pic:spPr>
+              </pic:pic>
+            </a:graphicData>
+          </a:graphic>
+          <wp14:sizeRelH relativeFrom="margin">
+            <wp14:pctWidth>0</wp14:pctWidth>
+          </wp14:sizeRelH>
+          <wp14:sizeRelV relativeFrom="margin">
+            <wp14:pctHeight>0</wp14:pctHeight>
+          </wp14:sizeRelV>
+        </wp:anchor>
+      </w:drawing>
+    </w:r>
   </w:p>
 </w:hdr>
 </file>
 
 <file path=word/numbering.xml><?xml version="1.0" encoding="utf-8"?>
-<w:numbering xmlns:wpc="http://schemas.microsoft.com/office/word/2010/wordprocessingCanvas" xmlns:cx="http://schemas.microsoft.com/office/drawing/2014/chartex" xmlns:cx1="http://schemas.microsoft.com/office/drawing/2015/9/8/chartex" xmlns:cx2="http://schemas.microsoft.com/office/drawing/2015/10/21/chartex" xmlns:cx3="http://schemas.microsoft.com/office/drawing/2016/5/9/chartex" xmlns:cx4="http://schemas.microsoft.com/office/drawing/2016/5/10/chartex" xmlns:cx5="http://schemas.microsoft.com/office/drawing/2016/5/11/chartex" xmlns:cx6="http://schemas.microsoft.com/office/drawing/2016/5/12/chartex" xmlns:cx7="http://schemas.microsoft.com/office/drawing/2016/5/13/chartex" xmlns:cx8="http://schemas.microsoft.com/office/drawing/2016/5/14/chartex" xmlns:mc="http://schemas.openxmlformats.org/markup-compatibility/2006" xmlns:aink="http://schemas.microsoft.com/office/drawing/2016/ink" xmlns:am3d="http://schemas.microsoft.com/office/drawing/2017/model3d" xmlns:o="urn:schemas-microsoft-com:office:office" xmlns:oel="http://schemas.microsoft.com/office/2019/extlst" xmlns:r="http://schemas.openxmlformats.org/officeDocument/2006/relationships" xmlns:m="http://schemas.openxmlformats.org/officeDocument/2006/math" xmlns:v="urn:schemas-microsoft-com:vml" xmlns:wp14="http://schemas.microsoft.com/office/word/2010/wordprocessingDrawing" xmlns:wp="http://schemas.openxmlformats.org/drawingml/2006/wordprocessingDrawing" xmlns:w10="urn:schemas-microsoft-com:office:word" xmlns:w="http://schemas.openxmlformats.org/wordprocessingml/2006/main" xmlns:w14="http://schemas.microsoft.com/office/word/2010/wordml" xmlns:w15="http://schemas.microsoft.com/office/word/2012/wordml" xmlns:w16cex="http://schemas.microsoft.com/office/word/2018/wordml/cex" xmlns:w16cid="http://schemas.microsoft.com/office/word/2016/wordml/cid" xmlns:w16="http://schemas.microsoft.com/office/word/2018/wordml" xmlns:w16sdtdh="http://schemas.microsoft.com/office/word/2020/wordml/sdtdatahash" xmlns:w16se="http://schemas.microsoft.com/office/word/2015/wordml/symex" xmlns:wpg="http://schemas.microsoft.com/office/word/2010/wordprocessingGroup" xmlns:wpi="http://schemas.microsoft.com/office/word/2010/wordprocessingInk" xmlns:wne="http://schemas.microsoft.com/office/word/2006/wordml" xmlns:wps="http://schemas.microsoft.com/office/word/2010/wordprocessingShape" mc:Ignorable="w14 w15 w16se w16cid w16 w16cex w16sdtdh wp14">
+<w:numbering xmlns:wpc="http://schemas.microsoft.com/office/word/2010/wordprocessingCanvas" xmlns:cx="http://schemas.microsoft.com/office/drawing/2014/chartex" xmlns:cx1="http://schemas.microsoft.com/office/drawing/2015/9/8/chartex" xmlns:cx2="http://schemas.microsoft.com/office/drawing/2015/10/21/chartex" xmlns:cx3="http://schemas.microsoft.com/office/drawing/2016/5/9/chartex" xmlns:cx4="http://schemas.microsoft.com/office/drawing/2016/5/10/chartex" xmlns:cx5="http://schemas.microsoft.com/office/drawing/2016/5/11/chartex" xmlns:cx6="http://schemas.microsoft.com/office/drawing/2016/5/12/chartex" xmlns:cx7="http://schemas.microsoft.com/office/drawing/2016/5/13/chartex" xmlns:cx8="http://schemas.microsoft.com/office/drawing/2016/5/14/chartex" xmlns:mc="http://schemas.openxmlformats.org/markup-compatibility/2006" xmlns:aink="http://schemas.microsoft.com/office/drawing/2016/ink" xmlns:am3d="http://schemas.microsoft.com/office/drawing/2017/model3d" xmlns:o="urn:schemas-microsoft-com:office:office" xmlns:oel="http://schemas.microsoft.com/office/2019/extlst" xmlns:r="http://schemas.openxmlformats.org/officeDocument/2006/relationships" xmlns:m="http://schemas.openxmlformats.org/officeDocument/2006/math" xmlns:v="urn:schemas-microsoft-com:vml" xmlns:wp14="http://schemas.microsoft.com/office/word/2010/wordprocessingDrawing" xmlns:wp="http://schemas.openxmlformats.org/drawingml/2006/wordprocessingDrawing" xmlns:w10="urn:schemas-microsoft-com:office:word" xmlns:w="http://schemas.openxmlformats.org/wordprocessingml/2006/main" xmlns:w14="http://schemas.microsoft.com/office/word/2010/wordml" xmlns:w15="http://schemas.microsoft.com/office/word/2012/wordml" xmlns:w16cex="http://schemas.microsoft.com/office/word/2018/wordml/cex" xmlns:w16cid="http://schemas.microsoft.com/office/word/2016/wordml/cid" xmlns:w16="http://schemas.microsoft.com/office/word/2018/wordml" xmlns:w16du="http://schemas.microsoft.com/office/word/2023/wordml/word16du" xmlns:w16sdtdh="http://schemas.microsoft.com/office/word/2020/wordml/sdtdatahash" xmlns:w16sdtfl="http://schemas.microsoft.com/office/word/2024/wordml/sdtformatlock" xmlns:w16se="http://schemas.microsoft.com/office/word/2015/wordml/symex" xmlns:wpg="http://schemas.microsoft.com/office/word/2010/wordprocessingGroup" xmlns:wpi="http://schemas.microsoft.com/office/word/2010/wordprocessingInk" xmlns:wne="http://schemas.microsoft.com/office/word/2006/wordml" xmlns:wps="http://schemas.microsoft.com/office/word/2010/wordprocessingShape" mc:Ignorable="w14 w15 w16se w16cid w16 w16cex w16sdtdh w16sdtfl w16du wp14">
   <w:abstractNum w:abstractNumId="0" w15:restartNumberingAfterBreak="0">
     <w:nsid w:val="036904F9"/>
     <w:multiLevelType w:val="hybridMultilevel"/>
@@ -3264,7 +3250,7 @@
 </file>
 
 <file path=word/styles.xml><?xml version="1.0" encoding="utf-8"?>
-<w:styles xmlns:mc="http://schemas.openxmlformats.org/markup-compatibility/2006" xmlns:r="http://schemas.openxmlformats.org/officeDocument/2006/relationships" xmlns:w="http://schemas.openxmlformats.org/wordprocessingml/2006/main" xmlns:w14="http://schemas.microsoft.com/office/word/2010/wordml" xmlns:w15="http://schemas.microsoft.com/office/word/2012/wordml" xmlns:w16cex="http://schemas.microsoft.com/office/word/2018/wordml/cex" xmlns:w16cid="http://schemas.microsoft.com/office/word/2016/wordml/cid" xmlns:w16="http://schemas.microsoft.com/office/word/2018/wordml" xmlns:w16sdtdh="http://schemas.microsoft.com/office/word/2020/wordml/sdtdatahash" xmlns:w16se="http://schemas.microsoft.com/office/word/2015/wordml/symex" mc:Ignorable="w14 w15 w16se w16cid w16 w16cex w16sdtdh">
+<w:styles xmlns:mc="http://schemas.openxmlformats.org/markup-compatibility/2006" xmlns:r="http://schemas.openxmlformats.org/officeDocument/2006/relationships" xmlns:w="http://schemas.openxmlformats.org/wordprocessingml/2006/main" xmlns:w14="http://schemas.microsoft.com/office/word/2010/wordml" xmlns:w15="http://schemas.microsoft.com/office/word/2012/wordml" xmlns:w16cex="http://schemas.microsoft.com/office/word/2018/wordml/cex" xmlns:w16cid="http://schemas.microsoft.com/office/word/2016/wordml/cid" xmlns:w16="http://schemas.microsoft.com/office/word/2018/wordml" xmlns:w16du="http://schemas.microsoft.com/office/word/2023/wordml/word16du" xmlns:w16sdtdh="http://schemas.microsoft.com/office/word/2020/wordml/sdtdatahash" xmlns:w16sdtfl="http://schemas.microsoft.com/office/word/2024/wordml/sdtformatlock" xmlns:w16se="http://schemas.microsoft.com/office/word/2015/wordml/symex" mc:Ignorable="w14 w15 w16se w16cid w16 w16cex w16sdtdh w16sdtfl w16du">
   <w:docDefaults>
     <w:rPrDefault>
       <w:rPr>
@@ -3758,6 +3744,7 @@
   <w:style w:type="character" w:default="1" w:styleId="DefaultParagraphFont">
     <w:name w:val="Default Paragraph Font"/>
     <w:uiPriority w:val="1"/>
+    <w:semiHidden/>
     <w:unhideWhenUsed/>
   </w:style>
   <w:style w:type="table" w:default="1" w:styleId="TableNormal">

--- a/file/report/R.DAPC.PlantillaInformeTecnico.docx
+++ b/file/report/R.DAPC.PlantillaInformeTecnico.docx
@@ -1299,6 +1299,33 @@
             <w:tcW w:w="5813" w:type="dxa"/>
           </w:tcPr>
           <w:p/>
+        </w:tc>
+        <w:tc>
+          <w:tcPr>
+            <w:tcW w:w="1604" w:type="dxa"/>
+          </w:tcPr>
+          <w:p/>
+        </w:tc>
+      </w:tr>
+      <w:tr>
+        <w:tc>
+          <w:tcPr>
+            <w:tcW w:w="2549" w:type="dxa"/>
+          </w:tcPr>
+          <w:p/>
+        </w:tc>
+        <w:tc>
+          <w:tcPr>
+            <w:tcW w:w="5813" w:type="dxa"/>
+          </w:tcPr>
+          <w:p>
+            <w:pPr>
+              <w:jc w:val="right"/>
+            </w:pPr>
+            <w:r>
+              <w:t>Total:</w:t>
+            </w:r>
+          </w:p>
         </w:tc>
         <w:tc>
           <w:tcPr>

--- a/file/report/R.DAPC.PlantillaInformeTecnico.docx
+++ b/file/report/R.DAPC.PlantillaInformeTecnico.docx
@@ -41,8 +41,8 @@
         <w:tblLook w:val="04A0" w:firstRow="1" w:lastRow="0" w:firstColumn="1" w:lastColumn="0" w:noHBand="0" w:noVBand="1"/>
       </w:tblPr>
       <w:tblGrid>
-        <w:gridCol w:w="1840"/>
-        <w:gridCol w:w="8126"/>
+        <w:gridCol w:w="1131"/>
+        <w:gridCol w:w="8835"/>
       </w:tblGrid>
       <w:tr>
         <w:trPr>
@@ -50,28 +50,31 @@
         </w:trPr>
         <w:tc>
           <w:tcPr>
-            <w:tcW w:w="1840" w:type="dxa"/>
+            <w:tcW w:w="1131" w:type="dxa"/>
             <w:shd w:val="clear" w:color="auto" w:fill="F2F2F2" w:themeFill="background1" w:themeFillShade="F2"/>
           </w:tcPr>
           <w:p>
             <w:r>
-              <w:t>Periodo académico</w:t>
+              <w:t>Periodo</w:t>
             </w:r>
           </w:p>
         </w:tc>
         <w:tc>
           <w:tcPr>
-            <w:tcW w:w="8126" w:type="dxa"/>
+            <w:tcW w:w="8835" w:type="dxa"/>
           </w:tcPr>
           <w:p>
             <w:r>
               <w:t>202</w:t>
             </w:r>
             <w:r>
-              <w:t>5</w:t>
+              <w:t>6</w:t>
             </w:r>
             <w:r>
-              <w:t>-2</w:t>
+              <w:t>-</w:t>
+            </w:r>
+            <w:r>
+              <w:t>1</w:t>
             </w:r>
           </w:p>
         </w:tc>
@@ -82,7 +85,7 @@
         </w:trPr>
         <w:tc>
           <w:tcPr>
-            <w:tcW w:w="1840" w:type="dxa"/>
+            <w:tcW w:w="1131" w:type="dxa"/>
             <w:shd w:val="clear" w:color="auto" w:fill="F2F2F2" w:themeFill="background1" w:themeFillShade="F2"/>
           </w:tcPr>
           <w:p>
@@ -93,7 +96,7 @@
         </w:tc>
         <w:tc>
           <w:tcPr>
-            <w:tcW w:w="8126" w:type="dxa"/>
+            <w:tcW w:w="8835" w:type="dxa"/>
           </w:tcPr>
           <w:p>
             <w:pPr>
@@ -104,6 +107,12 @@
             <w:r>
               <w:t>Ingrese el nombre de la actividad del curso</w:t>
             </w:r>
+            <w:r>
+              <w:t xml:space="preserve"> o el nombre del quiz</w:t>
+            </w:r>
+            <w:r>
+              <w:t>.</w:t>
+            </w:r>
           </w:p>
         </w:tc>
       </w:tr>
@@ -113,7 +122,7 @@
         </w:trPr>
         <w:tc>
           <w:tcPr>
-            <w:tcW w:w="1840" w:type="dxa"/>
+            <w:tcW w:w="1131" w:type="dxa"/>
             <w:shd w:val="clear" w:color="auto" w:fill="F2F2F2" w:themeFill="background1" w:themeFillShade="F2"/>
           </w:tcPr>
           <w:p>
@@ -124,7 +133,7 @@
         </w:tc>
         <w:tc>
           <w:tcPr>
-            <w:tcW w:w="8126" w:type="dxa"/>
+            <w:tcW w:w="8835" w:type="dxa"/>
           </w:tcPr>
           <w:p>
             <w:r>
@@ -152,25 +161,31 @@
         </w:trPr>
         <w:tc>
           <w:tcPr>
-            <w:tcW w:w="1840" w:type="dxa"/>
+            <w:tcW w:w="1131" w:type="dxa"/>
             <w:shd w:val="clear" w:color="auto" w:fill="F2F2F2" w:themeFill="background1" w:themeFillShade="F2"/>
           </w:tcPr>
           <w:p>
             <w:r>
-              <w:t>Grupo</w:t>
-            </w:r>
-            <w:r>
-              <w:t xml:space="preserve"> - Código</w:t>
+              <w:t>Código</w:t>
             </w:r>
           </w:p>
         </w:tc>
         <w:tc>
           <w:tcPr>
-            <w:tcW w:w="8126" w:type="dxa"/>
+            <w:tcW w:w="8835" w:type="dxa"/>
           </w:tcPr>
           <w:p>
             <w:r>
-              <w:t>Ingrese el código de grupo asignado</w:t>
+              <w:t xml:space="preserve">Ingrese </w:t>
+            </w:r>
+            <w:r>
+              <w:t xml:space="preserve">su código de alumno </w:t>
+            </w:r>
+            <w:r>
+              <w:t>de</w:t>
+            </w:r>
+            <w:r>
+              <w:t xml:space="preserve"> Enlace Académico</w:t>
             </w:r>
           </w:p>
         </w:tc>
@@ -181,65 +196,192 @@
         </w:trPr>
         <w:tc>
           <w:tcPr>
-            <w:tcW w:w="1840" w:type="dxa"/>
+            <w:tcW w:w="1131" w:type="dxa"/>
             <w:shd w:val="clear" w:color="auto" w:fill="F2F2F2" w:themeFill="background1" w:themeFillShade="F2"/>
           </w:tcPr>
           <w:p>
             <w:r>
-              <w:t xml:space="preserve">Grupo </w:t>
-            </w:r>
-            <w:r>
-              <w:t>–</w:t>
-            </w:r>
-            <w:r>
-              <w:t xml:space="preserve"> Nombre</w:t>
+              <w:t>Nombre</w:t>
             </w:r>
           </w:p>
         </w:tc>
         <w:tc>
           <w:tcPr>
-            <w:tcW w:w="8126" w:type="dxa"/>
+            <w:tcW w:w="8835" w:type="dxa"/>
           </w:tcPr>
           <w:p>
             <w:r>
-              <w:t>Ingrese el nombre corporativo de su grupo de trabajo</w:t>
-            </w:r>
-          </w:p>
-        </w:tc>
-      </w:tr>
-      <w:tr>
-        <w:trPr>
-          <w:jc w:val="center"/>
-        </w:trPr>
-        <w:tc>
-          <w:tcPr>
-            <w:tcW w:w="1840" w:type="dxa"/>
-            <w:shd w:val="clear" w:color="auto" w:fill="F2F2F2" w:themeFill="background1" w:themeFillShade="F2"/>
-          </w:tcPr>
-          <w:p>
-            <w:r>
-              <w:t>OneDrive</w:t>
-            </w:r>
-          </w:p>
-        </w:tc>
-        <w:tc>
-          <w:tcPr>
-            <w:tcW w:w="8126" w:type="dxa"/>
-          </w:tcPr>
-          <w:p>
-            <w:r>
-              <w:t xml:space="preserve">Dirección del repositorio </w:t>
+              <w:t xml:space="preserve">Ingrese </w:t>
             </w:r>
             <w:r>
-              <w:t xml:space="preserve">de proyecto </w:t>
-            </w:r>
-            <w:r>
-              <w:t>utilizando acortador de enlaces</w:t>
+              <w:t>su nombre completo</w:t>
             </w:r>
           </w:p>
         </w:tc>
       </w:tr>
     </w:tbl>
+    <w:p/>
+    <w:p>
+      <w:pPr>
+        <w:rPr>
+          <w:b/>
+          <w:bCs/>
+          <w:color w:val="C00000"/>
+          <w:sz w:val="16"/>
+          <w:szCs w:val="16"/>
+        </w:rPr>
+      </w:pPr>
+      <w:r>
+        <w:rPr>
+          <w:b/>
+          <w:bCs/>
+          <w:color w:val="C00000"/>
+          <w:sz w:val="16"/>
+          <w:szCs w:val="16"/>
+        </w:rPr>
+        <w:t>Atención: </w:t>
+      </w:r>
+    </w:p>
+    <w:p>
+      <w:pPr>
+        <w:pStyle w:val="ListParagraph"/>
+        <w:numPr>
+          <w:ilvl w:val="0"/>
+          <w:numId w:val="12"/>
+        </w:numPr>
+        <w:rPr>
+          <w:color w:val="C00000"/>
+          <w:sz w:val="16"/>
+          <w:szCs w:val="16"/>
+        </w:rPr>
+      </w:pPr>
+      <w:r>
+        <w:rPr>
+          <w:color w:val="C00000"/>
+          <w:sz w:val="16"/>
+          <w:szCs w:val="16"/>
+        </w:rPr>
+        <w:t>Acorde con el parágrafo del Artículo 38 del reglamento estudiantil de pregrado, </w:t>
+      </w:r>
+      <w:r>
+        <w:rPr>
+          <w:i/>
+          <w:iCs/>
+          <w:color w:val="C00000"/>
+          <w:sz w:val="16"/>
+          <w:szCs w:val="16"/>
+        </w:rPr>
+        <w:t xml:space="preserve">La asistencia a talleres y laboratorios es de carácter obligatorio. La inasistencia a estas actividades se califica con </w:t>
+      </w:r>
+      <w:proofErr w:type="gramStart"/>
+      <w:r>
+        <w:rPr>
+          <w:i/>
+          <w:iCs/>
+          <w:color w:val="C00000"/>
+          <w:sz w:val="16"/>
+          <w:szCs w:val="16"/>
+        </w:rPr>
+        <w:t>cero coma</w:t>
+      </w:r>
+      <w:proofErr w:type="gramEnd"/>
+      <w:r>
+        <w:rPr>
+          <w:i/>
+          <w:iCs/>
+          <w:color w:val="C00000"/>
+          <w:sz w:val="16"/>
+          <w:szCs w:val="16"/>
+        </w:rPr>
+        <w:t xml:space="preserve"> cero (0,0)</w:t>
+      </w:r>
+      <w:r>
+        <w:rPr>
+          <w:color w:val="C00000"/>
+          <w:sz w:val="16"/>
+          <w:szCs w:val="16"/>
+        </w:rPr>
+        <w:t>. Por lo cual, solo se calificará cada quiz si asistió al taller realizado en clase.</w:t>
+      </w:r>
+    </w:p>
+    <w:p>
+      <w:pPr>
+        <w:pStyle w:val="ListParagraph"/>
+        <w:numPr>
+          <w:ilvl w:val="0"/>
+          <w:numId w:val="12"/>
+        </w:numPr>
+        <w:rPr>
+          <w:color w:val="C00000"/>
+          <w:sz w:val="16"/>
+          <w:szCs w:val="16"/>
+        </w:rPr>
+      </w:pPr>
+      <w:r>
+        <w:rPr>
+          <w:color w:val="C00000"/>
+          <w:sz w:val="16"/>
+          <w:szCs w:val="16"/>
+        </w:rPr>
+        <w:t xml:space="preserve">El informe técnico solo será válido si en cada una de las capturas de pantalla se observa su código de alumno en el nombre de archivo de dibujo CAD, </w:t>
+      </w:r>
+      <w:r>
+        <w:rPr>
+          <w:color w:val="C00000"/>
+          <w:sz w:val="16"/>
+          <w:szCs w:val="16"/>
+        </w:rPr>
+        <w:t xml:space="preserve">en el </w:t>
+      </w:r>
+      <w:r>
+        <w:rPr>
+          <w:color w:val="C00000"/>
+          <w:sz w:val="16"/>
+          <w:szCs w:val="16"/>
+        </w:rPr>
+        <w:t>nombre del mapa GIS o en el nombre del proyecto BIM.</w:t>
+      </w:r>
+    </w:p>
+    <w:p>
+      <w:pPr>
+        <w:pStyle w:val="ListParagraph"/>
+        <w:numPr>
+          <w:ilvl w:val="0"/>
+          <w:numId w:val="12"/>
+        </w:numPr>
+        <w:rPr>
+          <w:color w:val="C00000"/>
+          <w:sz w:val="16"/>
+          <w:szCs w:val="16"/>
+        </w:rPr>
+      </w:pPr>
+      <w:r>
+        <w:rPr>
+          <w:color w:val="C00000"/>
+          <w:sz w:val="16"/>
+          <w:szCs w:val="16"/>
+        </w:rPr>
+        <w:t>Una vez finalizada la elaboración del informe técnico, este debe convertido a formato Adobe Acrobat .</w:t>
+      </w:r>
+      <w:proofErr w:type="spellStart"/>
+      <w:r>
+        <w:rPr>
+          <w:color w:val="C00000"/>
+          <w:sz w:val="16"/>
+          <w:szCs w:val="16"/>
+        </w:rPr>
+        <w:t>pdf</w:t>
+      </w:r>
+      <w:proofErr w:type="spellEnd"/>
+      <w:r>
+        <w:rPr>
+          <w:color w:val="C00000"/>
+          <w:sz w:val="16"/>
+          <w:szCs w:val="16"/>
+        </w:rPr>
+        <w:t xml:space="preserve"> y adjuntado al Quiz.</w:t>
+      </w:r>
+    </w:p>
     <w:p/>
     <w:p>
       <w:r>
@@ -272,7 +414,7 @@
       <w:r>
         <w:fldChar w:fldCharType="separate"/>
       </w:r>
-      <w:hyperlink w:anchor="_Toc205620312" w:history="1">
+      <w:hyperlink w:anchor="_Toc222988536" w:history="1">
         <w:r>
           <w:rPr>
             <w:rStyle w:val="Hyperlink"/>
@@ -298,7 +440,7 @@
             <w:noProof/>
             <w:webHidden/>
           </w:rPr>
-          <w:instrText xml:space="preserve"> PAGEREF _Toc205620312 \h </w:instrText>
+          <w:instrText xml:space="preserve"> PAGEREF _Toc222988536 \h </w:instrText>
         </w:r>
         <w:r>
           <w:rPr>
@@ -346,7 +488,7 @@
           <w14:ligatures w14:val="standardContextual"/>
         </w:rPr>
       </w:pPr>
-      <w:hyperlink w:anchor="_Toc205620313" w:history="1">
+      <w:hyperlink w:anchor="_Toc222988537" w:history="1">
         <w:r>
           <w:rPr>
             <w:rStyle w:val="Hyperlink"/>
@@ -372,7 +514,7 @@
             <w:noProof/>
             <w:webHidden/>
           </w:rPr>
-          <w:instrText xml:space="preserve"> PAGEREF _Toc205620313 \h </w:instrText>
+          <w:instrText xml:space="preserve"> PAGEREF _Toc222988537 \h </w:instrText>
         </w:r>
         <w:r>
           <w:rPr>
@@ -420,7 +562,7 @@
           <w14:ligatures w14:val="standardContextual"/>
         </w:rPr>
       </w:pPr>
-      <w:hyperlink w:anchor="_Toc205620314" w:history="1">
+      <w:hyperlink w:anchor="_Toc222988538" w:history="1">
         <w:r>
           <w:rPr>
             <w:rStyle w:val="Hyperlink"/>
@@ -446,7 +588,7 @@
             <w:noProof/>
             <w:webHidden/>
           </w:rPr>
-          <w:instrText xml:space="preserve"> PAGEREF _Toc205620314 \h </w:instrText>
+          <w:instrText xml:space="preserve"> PAGEREF _Toc222988538 \h </w:instrText>
         </w:r>
         <w:r>
           <w:rPr>
@@ -478,302 +620,6 @@
       </w:hyperlink>
     </w:p>
     <w:p>
-      <w:pPr>
-        <w:pStyle w:val="TOC1"/>
-        <w:tabs>
-          <w:tab w:val="right" w:leader="dot" w:pos="9962"/>
-        </w:tabs>
-        <w:rPr>
-          <w:rFonts w:asciiTheme="minorHAnsi" w:eastAsiaTheme="minorEastAsia" w:hAnsiTheme="minorHAnsi" w:cstheme="minorBidi"/>
-          <w:noProof/>
-          <w:color w:val="auto"/>
-          <w:kern w:val="2"/>
-          <w:sz w:val="24"/>
-          <w:szCs w:val="24"/>
-          <w:lang w:val="es-CO" w:eastAsia="es-CO"/>
-          <w14:ligatures w14:val="standardContextual"/>
-        </w:rPr>
-      </w:pPr>
-      <w:hyperlink w:anchor="_Toc205620315" w:history="1">
-        <w:r>
-          <w:rPr>
-            <w:rStyle w:val="Hyperlink"/>
-          </w:rPr>
-          <w:t>Listado de archivos</w:t>
-        </w:r>
-        <w:r>
-          <w:rPr>
-            <w:noProof/>
-            <w:webHidden/>
-          </w:rPr>
-          <w:tab/>
-        </w:r>
-        <w:r>
-          <w:rPr>
-            <w:noProof/>
-            <w:webHidden/>
-          </w:rPr>
-          <w:fldChar w:fldCharType="begin"/>
-        </w:r>
-        <w:r>
-          <w:rPr>
-            <w:noProof/>
-            <w:webHidden/>
-          </w:rPr>
-          <w:instrText xml:space="preserve"> PAGEREF _Toc205620315 \h </w:instrText>
-        </w:r>
-        <w:r>
-          <w:rPr>
-            <w:noProof/>
-            <w:webHidden/>
-          </w:rPr>
-        </w:r>
-        <w:r>
-          <w:rPr>
-            <w:noProof/>
-            <w:webHidden/>
-          </w:rPr>
-          <w:fldChar w:fldCharType="separate"/>
-        </w:r>
-        <w:r>
-          <w:rPr>
-            <w:noProof/>
-            <w:webHidden/>
-          </w:rPr>
-          <w:t>1</w:t>
-        </w:r>
-        <w:r>
-          <w:rPr>
-            <w:noProof/>
-            <w:webHidden/>
-          </w:rPr>
-          <w:fldChar w:fldCharType="end"/>
-        </w:r>
-      </w:hyperlink>
-    </w:p>
-    <w:p>
-      <w:pPr>
-        <w:pStyle w:val="TOC1"/>
-        <w:tabs>
-          <w:tab w:val="right" w:leader="dot" w:pos="9962"/>
-        </w:tabs>
-        <w:rPr>
-          <w:rFonts w:asciiTheme="minorHAnsi" w:eastAsiaTheme="minorEastAsia" w:hAnsiTheme="minorHAnsi" w:cstheme="minorBidi"/>
-          <w:noProof/>
-          <w:color w:val="auto"/>
-          <w:kern w:val="2"/>
-          <w:sz w:val="24"/>
-          <w:szCs w:val="24"/>
-          <w:lang w:val="es-CO" w:eastAsia="es-CO"/>
-          <w14:ligatures w14:val="standardContextual"/>
-        </w:rPr>
-      </w:pPr>
-      <w:hyperlink w:anchor="_Toc205620316" w:history="1">
-        <w:r>
-          <w:rPr>
-            <w:rStyle w:val="Hyperlink"/>
-          </w:rPr>
-          <w:t>Listado de anexos</w:t>
-        </w:r>
-        <w:r>
-          <w:rPr>
-            <w:noProof/>
-            <w:webHidden/>
-          </w:rPr>
-          <w:tab/>
-        </w:r>
-        <w:r>
-          <w:rPr>
-            <w:noProof/>
-            <w:webHidden/>
-          </w:rPr>
-          <w:fldChar w:fldCharType="begin"/>
-        </w:r>
-        <w:r>
-          <w:rPr>
-            <w:noProof/>
-            <w:webHidden/>
-          </w:rPr>
-          <w:instrText xml:space="preserve"> PAGEREF _Toc205620316 \h </w:instrText>
-        </w:r>
-        <w:r>
-          <w:rPr>
-            <w:noProof/>
-            <w:webHidden/>
-          </w:rPr>
-        </w:r>
-        <w:r>
-          <w:rPr>
-            <w:noProof/>
-            <w:webHidden/>
-          </w:rPr>
-          <w:fldChar w:fldCharType="separate"/>
-        </w:r>
-        <w:r>
-          <w:rPr>
-            <w:noProof/>
-            <w:webHidden/>
-          </w:rPr>
-          <w:t>1</w:t>
-        </w:r>
-        <w:r>
-          <w:rPr>
-            <w:noProof/>
-            <w:webHidden/>
-          </w:rPr>
-          <w:fldChar w:fldCharType="end"/>
-        </w:r>
-      </w:hyperlink>
-    </w:p>
-    <w:p>
-      <w:pPr>
-        <w:pStyle w:val="TOC1"/>
-        <w:tabs>
-          <w:tab w:val="right" w:leader="dot" w:pos="9962"/>
-        </w:tabs>
-        <w:rPr>
-          <w:rFonts w:asciiTheme="minorHAnsi" w:eastAsiaTheme="minorEastAsia" w:hAnsiTheme="minorHAnsi" w:cstheme="minorBidi"/>
-          <w:noProof/>
-          <w:color w:val="auto"/>
-          <w:kern w:val="2"/>
-          <w:sz w:val="24"/>
-          <w:szCs w:val="24"/>
-          <w:lang w:val="es-CO" w:eastAsia="es-CO"/>
-          <w14:ligatures w14:val="standardContextual"/>
-        </w:rPr>
-      </w:pPr>
-      <w:hyperlink w:anchor="_Toc205620317" w:history="1">
-        <w:r>
-          <w:rPr>
-            <w:rStyle w:val="Hyperlink"/>
-          </w:rPr>
-          <w:t>Referencias bibliográficas</w:t>
-        </w:r>
-        <w:r>
-          <w:rPr>
-            <w:noProof/>
-            <w:webHidden/>
-          </w:rPr>
-          <w:tab/>
-        </w:r>
-        <w:r>
-          <w:rPr>
-            <w:noProof/>
-            <w:webHidden/>
-          </w:rPr>
-          <w:fldChar w:fldCharType="begin"/>
-        </w:r>
-        <w:r>
-          <w:rPr>
-            <w:noProof/>
-            <w:webHidden/>
-          </w:rPr>
-          <w:instrText xml:space="preserve"> PAGEREF _Toc205620317 \h </w:instrText>
-        </w:r>
-        <w:r>
-          <w:rPr>
-            <w:noProof/>
-            <w:webHidden/>
-          </w:rPr>
-        </w:r>
-        <w:r>
-          <w:rPr>
-            <w:noProof/>
-            <w:webHidden/>
-          </w:rPr>
-          <w:fldChar w:fldCharType="separate"/>
-        </w:r>
-        <w:r>
-          <w:rPr>
-            <w:noProof/>
-            <w:webHidden/>
-          </w:rPr>
-          <w:t>2</w:t>
-        </w:r>
-        <w:r>
-          <w:rPr>
-            <w:noProof/>
-            <w:webHidden/>
-          </w:rPr>
-          <w:fldChar w:fldCharType="end"/>
-        </w:r>
-      </w:hyperlink>
-    </w:p>
-    <w:p>
-      <w:pPr>
-        <w:pStyle w:val="TOC1"/>
-        <w:tabs>
-          <w:tab w:val="right" w:leader="dot" w:pos="9962"/>
-        </w:tabs>
-        <w:rPr>
-          <w:rFonts w:asciiTheme="minorHAnsi" w:eastAsiaTheme="minorEastAsia" w:hAnsiTheme="minorHAnsi" w:cstheme="minorBidi"/>
-          <w:noProof/>
-          <w:color w:val="auto"/>
-          <w:kern w:val="2"/>
-          <w:sz w:val="24"/>
-          <w:szCs w:val="24"/>
-          <w:lang w:val="es-CO" w:eastAsia="es-CO"/>
-          <w14:ligatures w14:val="standardContextual"/>
-        </w:rPr>
-      </w:pPr>
-      <w:hyperlink w:anchor="_Toc205620318" w:history="1">
-        <w:r>
-          <w:rPr>
-            <w:rStyle w:val="Hyperlink"/>
-          </w:rPr>
-          <w:t>Actividades realizadas por cada integrante</w:t>
-        </w:r>
-        <w:r>
-          <w:rPr>
-            <w:noProof/>
-            <w:webHidden/>
-          </w:rPr>
-          <w:tab/>
-        </w:r>
-        <w:r>
-          <w:rPr>
-            <w:noProof/>
-            <w:webHidden/>
-          </w:rPr>
-          <w:fldChar w:fldCharType="begin"/>
-        </w:r>
-        <w:r>
-          <w:rPr>
-            <w:noProof/>
-            <w:webHidden/>
-          </w:rPr>
-          <w:instrText xml:space="preserve"> PAGEREF _Toc205620318 \h </w:instrText>
-        </w:r>
-        <w:r>
-          <w:rPr>
-            <w:noProof/>
-            <w:webHidden/>
-          </w:rPr>
-        </w:r>
-        <w:r>
-          <w:rPr>
-            <w:noProof/>
-            <w:webHidden/>
-          </w:rPr>
-          <w:fldChar w:fldCharType="separate"/>
-        </w:r>
-        <w:r>
-          <w:rPr>
-            <w:noProof/>
-            <w:webHidden/>
-          </w:rPr>
-          <w:t>2</w:t>
-        </w:r>
-        <w:r>
-          <w:rPr>
-            <w:noProof/>
-            <w:webHidden/>
-          </w:rPr>
-          <w:fldChar w:fldCharType="end"/>
-        </w:r>
-      </w:hyperlink>
-    </w:p>
-    <w:p>
       <w:r>
         <w:fldChar w:fldCharType="end"/>
       </w:r>
@@ -783,7 +629,7 @@
       <w:pPr>
         <w:pStyle w:val="Heading1"/>
       </w:pPr>
-      <w:bookmarkStart w:id="0" w:name="_Toc205620312"/>
+      <w:bookmarkStart w:id="0" w:name="_Toc222988536"/>
       <w:r>
         <w:t xml:space="preserve">1. </w:t>
       </w:r>
@@ -801,13 +647,18 @@
         <w:t>Texto de la actividad….</w:t>
       </w:r>
     </w:p>
+    <w:p>
+      <w:r>
+        <w:t>Capturas de pantalla….</w:t>
+      </w:r>
+    </w:p>
     <w:p/>
     <w:p/>
     <w:p>
       <w:pPr>
         <w:pStyle w:val="Heading1"/>
       </w:pPr>
-      <w:bookmarkStart w:id="1" w:name="_Toc205620313"/>
+      <w:bookmarkStart w:id="1" w:name="_Toc222988537"/>
       <w:r>
         <w:t xml:space="preserve">2. </w:t>
       </w:r>
@@ -830,6 +681,11 @@
       </w:r>
     </w:p>
     <w:p>
+      <w:r>
+        <w:t>Capturas de pantalla….</w:t>
+      </w:r>
+    </w:p>
+    <w:p>
       <w:pPr>
         <w:rPr>
           <w:lang w:val="es-ES_tradnl"/>
@@ -847,7 +703,7 @@
       <w:pPr>
         <w:pStyle w:val="Heading1"/>
       </w:pPr>
-      <w:bookmarkStart w:id="2" w:name="_Toc205620314"/>
+      <w:bookmarkStart w:id="2" w:name="_Toc222988538"/>
       <w:r>
         <w:t>3.</w:t>
       </w:r>
@@ -865,481 +721,18 @@
         <w:t>Texto de la actividad….</w:t>
       </w:r>
     </w:p>
-    <w:p/>
-    <w:p/>
     <w:p>
-      <w:pPr>
-        <w:pStyle w:val="Heading1"/>
-      </w:pPr>
-      <w:bookmarkStart w:id="3" w:name="_Toc205620315"/>
       <w:r>
-        <w:t>Listado de archivos</w:t>
-      </w:r>
-      <w:bookmarkEnd w:id="3"/>
-    </w:p>
-    <w:p/>
-    <w:tbl>
-      <w:tblPr>
-        <w:tblStyle w:val="TableGrid"/>
-        <w:tblW w:w="5000" w:type="pct"/>
-        <w:tblBorders>
-          <w:top w:val="single" w:sz="2" w:space="0" w:color="D9D9D9" w:themeColor="background1" w:themeShade="D9"/>
-          <w:left w:val="single" w:sz="2" w:space="0" w:color="D9D9D9" w:themeColor="background1" w:themeShade="D9"/>
-          <w:bottom w:val="single" w:sz="2" w:space="0" w:color="D9D9D9" w:themeColor="background1" w:themeShade="D9"/>
-          <w:right w:val="single" w:sz="2" w:space="0" w:color="D9D9D9" w:themeColor="background1" w:themeShade="D9"/>
-          <w:insideH w:val="single" w:sz="2" w:space="0" w:color="D9D9D9" w:themeColor="background1" w:themeShade="D9"/>
-          <w:insideV w:val="single" w:sz="2" w:space="0" w:color="D9D9D9" w:themeColor="background1" w:themeShade="D9"/>
-        </w:tblBorders>
-        <w:tblLook w:val="04A0" w:firstRow="1" w:lastRow="0" w:firstColumn="1" w:lastColumn="0" w:noHBand="0" w:noVBand="1"/>
-      </w:tblPr>
-      <w:tblGrid>
-        <w:gridCol w:w="2264"/>
-        <w:gridCol w:w="6098"/>
-        <w:gridCol w:w="1604"/>
-      </w:tblGrid>
-      <w:tr>
-        <w:tc>
-          <w:tcPr>
-            <w:tcW w:w="2264" w:type="dxa"/>
-            <w:shd w:val="clear" w:color="auto" w:fill="F2F2F2" w:themeFill="background1" w:themeFillShade="F2"/>
-          </w:tcPr>
-          <w:p>
-            <w:r>
-              <w:t>Archivo</w:t>
-            </w:r>
-          </w:p>
-        </w:tc>
-        <w:tc>
-          <w:tcPr>
-            <w:tcW w:w="6098" w:type="dxa"/>
-            <w:shd w:val="clear" w:color="auto" w:fill="F2F2F2" w:themeFill="background1" w:themeFillShade="F2"/>
-          </w:tcPr>
-          <w:p>
-            <w:r>
-              <w:t>Descripción</w:t>
-            </w:r>
-          </w:p>
-        </w:tc>
-        <w:tc>
-          <w:tcPr>
-            <w:tcW w:w="1604" w:type="dxa"/>
-            <w:shd w:val="clear" w:color="auto" w:fill="F2F2F2" w:themeFill="background1" w:themeFillShade="F2"/>
-          </w:tcPr>
-          <w:p>
-            <w:r>
-              <w:t>Aplicación</w:t>
-            </w:r>
-          </w:p>
-        </w:tc>
-      </w:tr>
-      <w:tr>
-        <w:tc>
-          <w:tcPr>
-            <w:tcW w:w="2264" w:type="dxa"/>
-          </w:tcPr>
-          <w:p/>
-        </w:tc>
-        <w:tc>
-          <w:tcPr>
-            <w:tcW w:w="6098" w:type="dxa"/>
-          </w:tcPr>
-          <w:p/>
-        </w:tc>
-        <w:tc>
-          <w:tcPr>
-            <w:tcW w:w="1604" w:type="dxa"/>
-          </w:tcPr>
-          <w:p/>
-        </w:tc>
-      </w:tr>
-      <w:tr>
-        <w:tc>
-          <w:tcPr>
-            <w:tcW w:w="2264" w:type="dxa"/>
-          </w:tcPr>
-          <w:p/>
-        </w:tc>
-        <w:tc>
-          <w:tcPr>
-            <w:tcW w:w="6098" w:type="dxa"/>
-          </w:tcPr>
-          <w:p/>
-        </w:tc>
-        <w:tc>
-          <w:tcPr>
-            <w:tcW w:w="1604" w:type="dxa"/>
-          </w:tcPr>
-          <w:p/>
-        </w:tc>
-      </w:tr>
-    </w:tbl>
-    <w:p/>
-    <w:p/>
-    <w:p>
-      <w:pPr>
-        <w:pStyle w:val="Heading1"/>
-      </w:pPr>
-      <w:bookmarkStart w:id="4" w:name="_Toc205620316"/>
-      <w:r>
-        <w:t>Listado de anexos</w:t>
-      </w:r>
-      <w:bookmarkEnd w:id="4"/>
-    </w:p>
-    <w:p/>
-    <w:tbl>
-      <w:tblPr>
-        <w:tblStyle w:val="TableGrid"/>
-        <w:tblW w:w="5000" w:type="pct"/>
-        <w:tblBorders>
-          <w:top w:val="single" w:sz="2" w:space="0" w:color="D9D9D9" w:themeColor="background1" w:themeShade="D9"/>
-          <w:left w:val="single" w:sz="2" w:space="0" w:color="D9D9D9" w:themeColor="background1" w:themeShade="D9"/>
-          <w:bottom w:val="single" w:sz="2" w:space="0" w:color="D9D9D9" w:themeColor="background1" w:themeShade="D9"/>
-          <w:right w:val="single" w:sz="2" w:space="0" w:color="D9D9D9" w:themeColor="background1" w:themeShade="D9"/>
-          <w:insideH w:val="single" w:sz="2" w:space="0" w:color="D9D9D9" w:themeColor="background1" w:themeShade="D9"/>
-          <w:insideV w:val="single" w:sz="2" w:space="0" w:color="D9D9D9" w:themeColor="background1" w:themeShade="D9"/>
-        </w:tblBorders>
-        <w:tblLook w:val="04A0" w:firstRow="1" w:lastRow="0" w:firstColumn="1" w:lastColumn="0" w:noHBand="0" w:noVBand="1"/>
-      </w:tblPr>
-      <w:tblGrid>
-        <w:gridCol w:w="2265"/>
-        <w:gridCol w:w="7701"/>
-      </w:tblGrid>
-      <w:tr>
-        <w:tc>
-          <w:tcPr>
-            <w:tcW w:w="2265" w:type="dxa"/>
-            <w:shd w:val="clear" w:color="auto" w:fill="F2F2F2" w:themeFill="background1" w:themeFillShade="F2"/>
-          </w:tcPr>
-          <w:p>
-            <w:r>
-              <w:t>Archivo</w:t>
-            </w:r>
-          </w:p>
-        </w:tc>
-        <w:tc>
-          <w:tcPr>
-            <w:tcW w:w="7701" w:type="dxa"/>
-            <w:shd w:val="clear" w:color="auto" w:fill="F2F2F2" w:themeFill="background1" w:themeFillShade="F2"/>
-          </w:tcPr>
-          <w:p>
-            <w:r>
-              <w:t>Descripción</w:t>
-            </w:r>
-          </w:p>
-        </w:tc>
-      </w:tr>
-      <w:tr>
-        <w:tc>
-          <w:tcPr>
-            <w:tcW w:w="2265" w:type="dxa"/>
-          </w:tcPr>
-          <w:p/>
-        </w:tc>
-        <w:tc>
-          <w:tcPr>
-            <w:tcW w:w="7701" w:type="dxa"/>
-          </w:tcPr>
-          <w:p/>
-        </w:tc>
-      </w:tr>
-      <w:tr>
-        <w:tc>
-          <w:tcPr>
-            <w:tcW w:w="2265" w:type="dxa"/>
-          </w:tcPr>
-          <w:p/>
-        </w:tc>
-        <w:tc>
-          <w:tcPr>
-            <w:tcW w:w="7701" w:type="dxa"/>
-          </w:tcPr>
-          <w:p/>
-        </w:tc>
-      </w:tr>
-    </w:tbl>
-    <w:p/>
-    <w:p/>
-    <w:p>
-      <w:pPr>
-        <w:pStyle w:val="Heading1"/>
-      </w:pPr>
-      <w:bookmarkStart w:id="5" w:name="_Toc205620317"/>
-      <w:r>
-        <w:t>Referencias bibliográficas</w:t>
-      </w:r>
-      <w:bookmarkEnd w:id="5"/>
-    </w:p>
-    <w:p>
-      <w:pPr>
-        <w:rPr>
-          <w:sz w:val="16"/>
-          <w:szCs w:val="16"/>
-        </w:rPr>
-      </w:pPr>
-      <w:hyperlink r:id="rId8" w:history="1">
-        <w:r>
-          <w:rPr>
-            <w:rStyle w:val="Hyperlink"/>
-            <w:noProof w:val="0"/>
-            <w:szCs w:val="16"/>
-          </w:rPr>
-          <w:t>https://normas-apa.org/referencias/</w:t>
-        </w:r>
-      </w:hyperlink>
-    </w:p>
-    <w:p/>
-    <w:p>
-      <w:pPr>
-        <w:pStyle w:val="ListParagraph"/>
-        <w:numPr>
-          <w:ilvl w:val="0"/>
-          <w:numId w:val="11"/>
-        </w:numPr>
-      </w:pPr>
-      <w:r>
-        <w:t>Referencia 1</w:t>
-      </w:r>
-    </w:p>
-    <w:p>
-      <w:pPr>
-        <w:pStyle w:val="ListParagraph"/>
-        <w:numPr>
-          <w:ilvl w:val="0"/>
-          <w:numId w:val="11"/>
-        </w:numPr>
-      </w:pPr>
-      <w:r>
-        <w:t>Referencia 2</w:t>
+        <w:t>Capturas de pantalla….</w:t>
       </w:r>
     </w:p>
     <w:p/>
     <w:p/>
-    <w:p>
-      <w:pPr>
-        <w:pStyle w:val="Heading1"/>
-      </w:pPr>
-      <w:bookmarkStart w:id="6" w:name="_Toc205620318"/>
-      <w:r>
-        <w:t>Actividades realizadas por cada integrante</w:t>
-      </w:r>
-      <w:bookmarkEnd w:id="6"/>
-    </w:p>
-    <w:p/>
-    <w:tbl>
-      <w:tblPr>
-        <w:tblStyle w:val="TableGrid"/>
-        <w:tblW w:w="5000" w:type="pct"/>
-        <w:tblBorders>
-          <w:top w:val="single" w:sz="2" w:space="0" w:color="D9D9D9" w:themeColor="background1" w:themeShade="D9"/>
-          <w:left w:val="single" w:sz="2" w:space="0" w:color="D9D9D9" w:themeColor="background1" w:themeShade="D9"/>
-          <w:bottom w:val="single" w:sz="2" w:space="0" w:color="D9D9D9" w:themeColor="background1" w:themeShade="D9"/>
-          <w:right w:val="single" w:sz="2" w:space="0" w:color="D9D9D9" w:themeColor="background1" w:themeShade="D9"/>
-          <w:insideH w:val="single" w:sz="2" w:space="0" w:color="D9D9D9" w:themeColor="background1" w:themeShade="D9"/>
-          <w:insideV w:val="single" w:sz="2" w:space="0" w:color="D9D9D9" w:themeColor="background1" w:themeShade="D9"/>
-        </w:tblBorders>
-        <w:tblLook w:val="04A0" w:firstRow="1" w:lastRow="0" w:firstColumn="1" w:lastColumn="0" w:noHBand="0" w:noVBand="1"/>
-      </w:tblPr>
-      <w:tblGrid>
-        <w:gridCol w:w="2549"/>
-        <w:gridCol w:w="5813"/>
-        <w:gridCol w:w="1604"/>
-      </w:tblGrid>
-      <w:tr>
-        <w:tc>
-          <w:tcPr>
-            <w:tcW w:w="2549" w:type="dxa"/>
-            <w:shd w:val="clear" w:color="auto" w:fill="F2F2F2" w:themeFill="background1" w:themeFillShade="F2"/>
-          </w:tcPr>
-          <w:p>
-            <w:r>
-              <w:t>Nombre integrante</w:t>
-            </w:r>
-          </w:p>
-        </w:tc>
-        <w:tc>
-          <w:tcPr>
-            <w:tcW w:w="5813" w:type="dxa"/>
-            <w:shd w:val="clear" w:color="auto" w:fill="F2F2F2" w:themeFill="background1" w:themeFillShade="F2"/>
-          </w:tcPr>
-          <w:p>
-            <w:r>
-              <w:t>Actividades realizadas</w:t>
-            </w:r>
-          </w:p>
-        </w:tc>
-        <w:tc>
-          <w:tcPr>
-            <w:tcW w:w="1604" w:type="dxa"/>
-            <w:shd w:val="clear" w:color="auto" w:fill="F2F2F2" w:themeFill="background1" w:themeFillShade="F2"/>
-          </w:tcPr>
-          <w:p>
-            <w:r>
-              <w:t>Dedicación (</w:t>
-            </w:r>
-            <w:proofErr w:type="spellStart"/>
-            <w:r>
-              <w:t>hr</w:t>
-            </w:r>
-            <w:proofErr w:type="spellEnd"/>
-            <w:r>
-              <w:t>)</w:t>
-            </w:r>
-          </w:p>
-        </w:tc>
-      </w:tr>
-      <w:tr>
-        <w:tc>
-          <w:tcPr>
-            <w:tcW w:w="2549" w:type="dxa"/>
-          </w:tcPr>
-          <w:p/>
-        </w:tc>
-        <w:tc>
-          <w:tcPr>
-            <w:tcW w:w="5813" w:type="dxa"/>
-          </w:tcPr>
-          <w:p/>
-        </w:tc>
-        <w:tc>
-          <w:tcPr>
-            <w:tcW w:w="1604" w:type="dxa"/>
-          </w:tcPr>
-          <w:p/>
-        </w:tc>
-      </w:tr>
-      <w:tr>
-        <w:tc>
-          <w:tcPr>
-            <w:tcW w:w="2549" w:type="dxa"/>
-          </w:tcPr>
-          <w:p/>
-        </w:tc>
-        <w:tc>
-          <w:tcPr>
-            <w:tcW w:w="5813" w:type="dxa"/>
-          </w:tcPr>
-          <w:p/>
-        </w:tc>
-        <w:tc>
-          <w:tcPr>
-            <w:tcW w:w="1604" w:type="dxa"/>
-          </w:tcPr>
-          <w:p/>
-        </w:tc>
-      </w:tr>
-      <w:tr>
-        <w:tc>
-          <w:tcPr>
-            <w:tcW w:w="2549" w:type="dxa"/>
-          </w:tcPr>
-          <w:p/>
-        </w:tc>
-        <w:tc>
-          <w:tcPr>
-            <w:tcW w:w="5813" w:type="dxa"/>
-          </w:tcPr>
-          <w:p/>
-        </w:tc>
-        <w:tc>
-          <w:tcPr>
-            <w:tcW w:w="1604" w:type="dxa"/>
-          </w:tcPr>
-          <w:p/>
-        </w:tc>
-      </w:tr>
-      <w:tr>
-        <w:tc>
-          <w:tcPr>
-            <w:tcW w:w="2549" w:type="dxa"/>
-          </w:tcPr>
-          <w:p/>
-        </w:tc>
-        <w:tc>
-          <w:tcPr>
-            <w:tcW w:w="5813" w:type="dxa"/>
-          </w:tcPr>
-          <w:p/>
-        </w:tc>
-        <w:tc>
-          <w:tcPr>
-            <w:tcW w:w="1604" w:type="dxa"/>
-          </w:tcPr>
-          <w:p/>
-        </w:tc>
-      </w:tr>
-      <w:tr>
-        <w:tc>
-          <w:tcPr>
-            <w:tcW w:w="2549" w:type="dxa"/>
-          </w:tcPr>
-          <w:p/>
-        </w:tc>
-        <w:tc>
-          <w:tcPr>
-            <w:tcW w:w="5813" w:type="dxa"/>
-          </w:tcPr>
-          <w:p/>
-        </w:tc>
-        <w:tc>
-          <w:tcPr>
-            <w:tcW w:w="1604" w:type="dxa"/>
-          </w:tcPr>
-          <w:p/>
-        </w:tc>
-      </w:tr>
-      <w:tr>
-        <w:tc>
-          <w:tcPr>
-            <w:tcW w:w="2549" w:type="dxa"/>
-          </w:tcPr>
-          <w:p/>
-        </w:tc>
-        <w:tc>
-          <w:tcPr>
-            <w:tcW w:w="5813" w:type="dxa"/>
-          </w:tcPr>
-          <w:p/>
-        </w:tc>
-        <w:tc>
-          <w:tcPr>
-            <w:tcW w:w="1604" w:type="dxa"/>
-          </w:tcPr>
-          <w:p/>
-        </w:tc>
-      </w:tr>
-      <w:tr>
-        <w:tc>
-          <w:tcPr>
-            <w:tcW w:w="2549" w:type="dxa"/>
-          </w:tcPr>
-          <w:p/>
-        </w:tc>
-        <w:tc>
-          <w:tcPr>
-            <w:tcW w:w="5813" w:type="dxa"/>
-          </w:tcPr>
-          <w:p>
-            <w:pPr>
-              <w:jc w:val="right"/>
-            </w:pPr>
-            <w:r>
-              <w:t>Total:</w:t>
-            </w:r>
-          </w:p>
-        </w:tc>
-        <w:tc>
-          <w:tcPr>
-            <w:tcW w:w="1604" w:type="dxa"/>
-          </w:tcPr>
-          <w:p/>
-        </w:tc>
-      </w:tr>
-    </w:tbl>
     <w:p/>
     <w:sectPr>
-      <w:headerReference w:type="default" r:id="rId9"/>
-      <w:footerReference w:type="even" r:id="rId10"/>
-      <w:footerReference w:type="default" r:id="rId11"/>
+      <w:headerReference w:type="default" r:id="rId8"/>
+      <w:footerReference w:type="even" r:id="rId9"/>
+      <w:footerReference w:type="default" r:id="rId10"/>
       <w:pgSz w:w="12240" w:h="15840" w:code="1"/>
       <w:pgMar w:top="851" w:right="1134" w:bottom="851" w:left="1134" w:header="425" w:footer="425" w:gutter="0"/>
       <w:cols w:space="720"/>
@@ -1443,7 +836,7 @@
               <w:szCs w:val="12"/>
               <w:lang w:val="es-CO"/>
             </w:rPr>
-            <w:t>Documento soporte de desarrollo</w:t>
+            <w:t>Informe técnico</w:t>
           </w:r>
         </w:p>
       </w:tc>
@@ -1737,8 +1130,8 @@
               <w:lang w:val="es-CO"/>
             </w:rPr>
           </w:pPr>
-          <w:bookmarkStart w:id="7" w:name="_Hlk534720586"/>
-          <w:bookmarkStart w:id="8" w:name="_Hlk534720587"/>
+          <w:bookmarkStart w:id="3" w:name="_Hlk534720586"/>
+          <w:bookmarkStart w:id="4" w:name="_Hlk534720587"/>
         </w:p>
       </w:tc>
       <w:tc>
@@ -1872,30 +1265,14 @@
               <w:szCs w:val="12"/>
               <w:lang w:val="es-CO"/>
             </w:rPr>
-            <w:t>50</w:t>
-          </w:r>
-          <w:r>
-            <w:rPr>
-              <w:sz w:val="12"/>
-              <w:szCs w:val="12"/>
-              <w:lang w:val="es-CO"/>
-            </w:rPr>
-            <w:t>8</w:t>
-          </w:r>
-          <w:r>
-            <w:rPr>
-              <w:sz w:val="12"/>
-              <w:szCs w:val="12"/>
-              <w:lang w:val="es-CO"/>
-            </w:rPr>
-            <w:t>13</w:t>
+            <w:t>60226</w:t>
           </w:r>
         </w:p>
       </w:tc>
     </w:tr>
   </w:tbl>
-  <w:bookmarkEnd w:id="7"/>
-  <w:bookmarkEnd w:id="8"/>
+  <w:bookmarkEnd w:id="3"/>
+  <w:bookmarkEnd w:id="4"/>
   <w:p>
     <w:pPr>
       <w:pStyle w:val="Header"/>
@@ -2196,6 +1573,119 @@
     </w:lvl>
   </w:abstractNum>
   <w:abstractNum w:abstractNumId="2" w15:restartNumberingAfterBreak="0">
+    <w:nsid w:val="155E7107"/>
+    <w:multiLevelType w:val="hybridMultilevel"/>
+    <w:tmpl w:val="C3565286"/>
+    <w:lvl w:ilvl="0" w:tplc="240A0001">
+      <w:start w:val="1"/>
+      <w:numFmt w:val="bullet"/>
+      <w:lvlText w:val=""/>
+      <w:lvlJc w:val="left"/>
+      <w:pPr>
+        <w:ind w:left="360" w:hanging="360"/>
+      </w:pPr>
+      <w:rPr>
+        <w:rFonts w:ascii="Symbol" w:hAnsi="Symbol" w:hint="default"/>
+      </w:rPr>
+    </w:lvl>
+    <w:lvl w:ilvl="1" w:tplc="240A0003" w:tentative="1">
+      <w:start w:val="1"/>
+      <w:numFmt w:val="bullet"/>
+      <w:lvlText w:val="o"/>
+      <w:lvlJc w:val="left"/>
+      <w:pPr>
+        <w:ind w:left="1080" w:hanging="360"/>
+      </w:pPr>
+      <w:rPr>
+        <w:rFonts w:ascii="Courier New" w:hAnsi="Courier New" w:cs="Courier New" w:hint="default"/>
+      </w:rPr>
+    </w:lvl>
+    <w:lvl w:ilvl="2" w:tplc="240A0005" w:tentative="1">
+      <w:start w:val="1"/>
+      <w:numFmt w:val="bullet"/>
+      <w:lvlText w:val=""/>
+      <w:lvlJc w:val="left"/>
+      <w:pPr>
+        <w:ind w:left="1800" w:hanging="360"/>
+      </w:pPr>
+      <w:rPr>
+        <w:rFonts w:ascii="Wingdings" w:hAnsi="Wingdings" w:hint="default"/>
+      </w:rPr>
+    </w:lvl>
+    <w:lvl w:ilvl="3" w:tplc="240A0001" w:tentative="1">
+      <w:start w:val="1"/>
+      <w:numFmt w:val="bullet"/>
+      <w:lvlText w:val=""/>
+      <w:lvlJc w:val="left"/>
+      <w:pPr>
+        <w:ind w:left="2520" w:hanging="360"/>
+      </w:pPr>
+      <w:rPr>
+        <w:rFonts w:ascii="Symbol" w:hAnsi="Symbol" w:hint="default"/>
+      </w:rPr>
+    </w:lvl>
+    <w:lvl w:ilvl="4" w:tplc="240A0003" w:tentative="1">
+      <w:start w:val="1"/>
+      <w:numFmt w:val="bullet"/>
+      <w:lvlText w:val="o"/>
+      <w:lvlJc w:val="left"/>
+      <w:pPr>
+        <w:ind w:left="3240" w:hanging="360"/>
+      </w:pPr>
+      <w:rPr>
+        <w:rFonts w:ascii="Courier New" w:hAnsi="Courier New" w:cs="Courier New" w:hint="default"/>
+      </w:rPr>
+    </w:lvl>
+    <w:lvl w:ilvl="5" w:tplc="240A0005" w:tentative="1">
+      <w:start w:val="1"/>
+      <w:numFmt w:val="bullet"/>
+      <w:lvlText w:val=""/>
+      <w:lvlJc w:val="left"/>
+      <w:pPr>
+        <w:ind w:left="3960" w:hanging="360"/>
+      </w:pPr>
+      <w:rPr>
+        <w:rFonts w:ascii="Wingdings" w:hAnsi="Wingdings" w:hint="default"/>
+      </w:rPr>
+    </w:lvl>
+    <w:lvl w:ilvl="6" w:tplc="240A0001" w:tentative="1">
+      <w:start w:val="1"/>
+      <w:numFmt w:val="bullet"/>
+      <w:lvlText w:val=""/>
+      <w:lvlJc w:val="left"/>
+      <w:pPr>
+        <w:ind w:left="4680" w:hanging="360"/>
+      </w:pPr>
+      <w:rPr>
+        <w:rFonts w:ascii="Symbol" w:hAnsi="Symbol" w:hint="default"/>
+      </w:rPr>
+    </w:lvl>
+    <w:lvl w:ilvl="7" w:tplc="240A0003" w:tentative="1">
+      <w:start w:val="1"/>
+      <w:numFmt w:val="bullet"/>
+      <w:lvlText w:val="o"/>
+      <w:lvlJc w:val="left"/>
+      <w:pPr>
+        <w:ind w:left="5400" w:hanging="360"/>
+      </w:pPr>
+      <w:rPr>
+        <w:rFonts w:ascii="Courier New" w:hAnsi="Courier New" w:cs="Courier New" w:hint="default"/>
+      </w:rPr>
+    </w:lvl>
+    <w:lvl w:ilvl="8" w:tplc="240A0005" w:tentative="1">
+      <w:start w:val="1"/>
+      <w:numFmt w:val="bullet"/>
+      <w:lvlText w:val=""/>
+      <w:lvlJc w:val="left"/>
+      <w:pPr>
+        <w:ind w:left="6120" w:hanging="360"/>
+      </w:pPr>
+      <w:rPr>
+        <w:rFonts w:ascii="Wingdings" w:hAnsi="Wingdings" w:hint="default"/>
+      </w:rPr>
+    </w:lvl>
+  </w:abstractNum>
+  <w:abstractNum w:abstractNumId="3" w15:restartNumberingAfterBreak="0">
     <w:nsid w:val="180665A9"/>
     <w:multiLevelType w:val="hybridMultilevel"/>
     <w:tmpl w:val="85B62B62"/>
@@ -2308,7 +1798,7 @@
       </w:rPr>
     </w:lvl>
   </w:abstractNum>
-  <w:abstractNum w:abstractNumId="3" w15:restartNumberingAfterBreak="0">
+  <w:abstractNum w:abstractNumId="4" w15:restartNumberingAfterBreak="0">
     <w:nsid w:val="1F2E5302"/>
     <w:multiLevelType w:val="hybridMultilevel"/>
     <w:tmpl w:val="1C100A76"/>
@@ -2421,7 +1911,7 @@
       </w:rPr>
     </w:lvl>
   </w:abstractNum>
-  <w:abstractNum w:abstractNumId="4" w15:restartNumberingAfterBreak="0">
+  <w:abstractNum w:abstractNumId="5" w15:restartNumberingAfterBreak="0">
     <w:nsid w:val="26BE0DAF"/>
     <w:multiLevelType w:val="hybridMultilevel"/>
     <w:tmpl w:val="5FD60C4C"/>
@@ -2534,7 +2024,7 @@
       </w:rPr>
     </w:lvl>
   </w:abstractNum>
-  <w:abstractNum w:abstractNumId="5" w15:restartNumberingAfterBreak="0">
+  <w:abstractNum w:abstractNumId="6" w15:restartNumberingAfterBreak="0">
     <w:nsid w:val="31E84520"/>
     <w:multiLevelType w:val="hybridMultilevel"/>
     <w:tmpl w:val="4CDC1FB8"/>
@@ -2647,7 +2137,7 @@
       </w:rPr>
     </w:lvl>
   </w:abstractNum>
-  <w:abstractNum w:abstractNumId="6" w15:restartNumberingAfterBreak="0">
+  <w:abstractNum w:abstractNumId="7" w15:restartNumberingAfterBreak="0">
     <w:nsid w:val="397B64E5"/>
     <w:multiLevelType w:val="hybridMultilevel"/>
     <w:tmpl w:val="070A6DD2"/>
@@ -2760,7 +2250,7 @@
       </w:rPr>
     </w:lvl>
   </w:abstractNum>
-  <w:abstractNum w:abstractNumId="7" w15:restartNumberingAfterBreak="0">
+  <w:abstractNum w:abstractNumId="8" w15:restartNumberingAfterBreak="0">
     <w:nsid w:val="56AC3BAE"/>
     <w:multiLevelType w:val="hybridMultilevel"/>
     <w:tmpl w:val="7DF6A6A0"/>
@@ -2873,7 +2363,7 @@
       </w:rPr>
     </w:lvl>
   </w:abstractNum>
-  <w:abstractNum w:abstractNumId="8" w15:restartNumberingAfterBreak="0">
+  <w:abstractNum w:abstractNumId="9" w15:restartNumberingAfterBreak="0">
     <w:nsid w:val="623F60BA"/>
     <w:multiLevelType w:val="hybridMultilevel"/>
     <w:tmpl w:val="F1282DD6"/>
@@ -2986,7 +2476,7 @@
       </w:rPr>
     </w:lvl>
   </w:abstractNum>
-  <w:abstractNum w:abstractNumId="9" w15:restartNumberingAfterBreak="0">
+  <w:abstractNum w:abstractNumId="10" w15:restartNumberingAfterBreak="0">
     <w:nsid w:val="71F62F71"/>
     <w:multiLevelType w:val="hybridMultilevel"/>
     <w:tmpl w:val="716CAAFE"/>
@@ -3126,7 +2616,7 @@
       </w:rPr>
     </w:lvl>
   </w:abstractNum>
-  <w:abstractNum w:abstractNumId="10" w15:restartNumberingAfterBreak="0">
+  <w:abstractNum w:abstractNumId="11" w15:restartNumberingAfterBreak="0">
     <w:nsid w:val="795A4F70"/>
     <w:multiLevelType w:val="hybridMultilevel"/>
     <w:tmpl w:val="5D76DD32"/>
@@ -3240,16 +2730,16 @@
     </w:lvl>
   </w:abstractNum>
   <w:num w:numId="1" w16cid:durableId="21784212">
+    <w:abstractNumId w:val="11"/>
+  </w:num>
+  <w:num w:numId="2" w16cid:durableId="417989317">
     <w:abstractNumId w:val="10"/>
   </w:num>
-  <w:num w:numId="2" w16cid:durableId="417989317">
+  <w:num w:numId="3" w16cid:durableId="1040784934">
     <w:abstractNumId w:val="9"/>
   </w:num>
-  <w:num w:numId="3" w16cid:durableId="1040784934">
-    <w:abstractNumId w:val="8"/>
-  </w:num>
   <w:num w:numId="4" w16cid:durableId="502009699">
-    <w:abstractNumId w:val="5"/>
+    <w:abstractNumId w:val="6"/>
   </w:num>
   <w:num w:numId="5" w16cid:durableId="270863407">
     <w:abstractNumId w:val="0"/>
@@ -3258,19 +2748,22 @@
     <w:abstractNumId w:val="1"/>
   </w:num>
   <w:num w:numId="7" w16cid:durableId="219943296">
-    <w:abstractNumId w:val="2"/>
+    <w:abstractNumId w:val="3"/>
   </w:num>
   <w:num w:numId="8" w16cid:durableId="640429357">
+    <w:abstractNumId w:val="8"/>
+  </w:num>
+  <w:num w:numId="9" w16cid:durableId="809053073">
+    <w:abstractNumId w:val="4"/>
+  </w:num>
+  <w:num w:numId="10" w16cid:durableId="1556695626">
     <w:abstractNumId w:val="7"/>
   </w:num>
-  <w:num w:numId="9" w16cid:durableId="809053073">
-    <w:abstractNumId w:val="3"/>
+  <w:num w:numId="11" w16cid:durableId="965083429">
+    <w:abstractNumId w:val="5"/>
   </w:num>
-  <w:num w:numId="10" w16cid:durableId="1556695626">
-    <w:abstractNumId w:val="6"/>
-  </w:num>
-  <w:num w:numId="11" w16cid:durableId="965083429">
-    <w:abstractNumId w:val="4"/>
+  <w:num w:numId="12" w16cid:durableId="808208862">
+    <w:abstractNumId w:val="2"/>
   </w:num>
   <w:numIdMacAtCleanup w:val="2"/>
 </w:numbering>
@@ -3771,7 +3264,6 @@
   <w:style w:type="character" w:default="1" w:styleId="DefaultParagraphFont">
     <w:name w:val="Default Paragraph Font"/>
     <w:uiPriority w:val="1"/>
-    <w:semiHidden/>
     <w:unhideWhenUsed/>
   </w:style>
   <w:style w:type="table" w:default="1" w:styleId="TableNormal">

--- a/file/report/R.DAPC.PlantillaInformeTecnico.docx
+++ b/file/report/R.DAPC.PlantillaInformeTecnico.docx
@@ -137,21 +137,8 @@
           </w:tcPr>
           <w:p>
             <w:r>
-              <w:t xml:space="preserve">Ingrese fecha en formato </w:t>
+              <w:t>Ingrese fecha en formato aaaa/mm/dd</w:t>
             </w:r>
-            <w:proofErr w:type="spellStart"/>
-            <w:r>
-              <w:t>aaaa</w:t>
-            </w:r>
-            <w:proofErr w:type="spellEnd"/>
-            <w:r>
-              <w:t>/mm/</w:t>
-            </w:r>
-            <w:proofErr w:type="spellStart"/>
-            <w:r>
-              <w:t>dd</w:t>
-            </w:r>
-            <w:proofErr w:type="spellEnd"/>
           </w:p>
         </w:tc>
       </w:tr>
@@ -271,29 +258,7 @@
           <w:sz w:val="16"/>
           <w:szCs w:val="16"/>
         </w:rPr>
-        <w:t xml:space="preserve">La asistencia a talleres y laboratorios es de carácter obligatorio. La inasistencia a estas actividades se califica con </w:t>
-      </w:r>
-      <w:proofErr w:type="gramStart"/>
-      <w:r>
-        <w:rPr>
-          <w:i/>
-          <w:iCs/>
-          <w:color w:val="C00000"/>
-          <w:sz w:val="16"/>
-          <w:szCs w:val="16"/>
-        </w:rPr>
-        <w:t>cero coma</w:t>
-      </w:r>
-      <w:proofErr w:type="gramEnd"/>
-      <w:r>
-        <w:rPr>
-          <w:i/>
-          <w:iCs/>
-          <w:color w:val="C00000"/>
-          <w:sz w:val="16"/>
-          <w:szCs w:val="16"/>
-        </w:rPr>
-        <w:t xml:space="preserve"> cero (0,0)</w:t>
+        <w:t>La asistencia a talleres y laboratorios es de carácter obligatorio. La inasistencia a estas actividades se califica con cero coma cero (0,0)</w:t>
       </w:r>
       <w:r>
         <w:rPr>
@@ -323,7 +288,7 @@
           <w:sz w:val="16"/>
           <w:szCs w:val="16"/>
         </w:rPr>
-        <w:t xml:space="preserve">El informe técnico solo será válido si en cada una de las capturas de pantalla se observa su código de alumno en el nombre de archivo de dibujo CAD, </w:t>
+        <w:t>El informe técnico solo será válido si en cada una de las capturas de pantalla se observa su código de alumno en el nombre de archivo de dibujo CAD, en el nombre del mapa GIS o en el nombre del proyecto BIM</w:t>
       </w:r>
       <w:r>
         <w:rPr>
@@ -331,7 +296,7 @@
           <w:sz w:val="16"/>
           <w:szCs w:val="16"/>
         </w:rPr>
-        <w:t xml:space="preserve">en el </w:t>
+        <w:t xml:space="preserve">. </w:t>
       </w:r>
       <w:r>
         <w:rPr>
@@ -339,47 +304,161 @@
           <w:sz w:val="16"/>
           <w:szCs w:val="16"/>
         </w:rPr>
-        <w:t>nombre del mapa GIS o en el nombre del proyecto BIM.</w:t>
-      </w:r>
-    </w:p>
-    <w:p>
-      <w:pPr>
-        <w:pStyle w:val="ListParagraph"/>
-        <w:numPr>
-          <w:ilvl w:val="0"/>
-          <w:numId w:val="12"/>
-        </w:numPr>
+        <w:t xml:space="preserve">Para las capturas de pantalla puede utilizar la </w:t>
+      </w:r>
+      <w:r>
+        <w:rPr>
+          <w:i/>
+          <w:iCs/>
+          <w:color w:val="C00000"/>
+          <w:sz w:val="16"/>
+          <w:szCs w:val="16"/>
+        </w:rPr>
+        <w:t>Herramienta de Recortes</w:t>
+      </w:r>
+      <w:r>
         <w:rPr>
           <w:color w:val="C00000"/>
           <w:sz w:val="16"/>
           <w:szCs w:val="16"/>
         </w:rPr>
-      </w:pPr>
+        <w:t xml:space="preserve"> o </w:t>
+      </w:r>
+      <w:r>
+        <w:rPr>
+          <w:b/>
+          <w:bCs/>
+          <w:i/>
+          <w:iCs/>
+          <w:color w:val="C00000"/>
+          <w:sz w:val="16"/>
+          <w:szCs w:val="16"/>
+        </w:rPr>
+        <w:t>Snipping Tool</w:t>
+      </w:r>
       <w:r>
         <w:rPr>
           <w:color w:val="C00000"/>
           <w:sz w:val="16"/>
           <w:szCs w:val="16"/>
         </w:rPr>
-        <w:t>Una vez finalizada la elaboración del informe técnico, este debe convertido a formato Adobe Acrobat .</w:t>
-      </w:r>
-      <w:proofErr w:type="spellStart"/>
+        <w:t xml:space="preserve">, las teclas </w:t>
+      </w:r>
+      <w:r>
+        <w:rPr>
+          <w:b/>
+          <w:bCs/>
+          <w:i/>
+          <w:iCs/>
+          <w:color w:val="C00000"/>
+          <w:sz w:val="16"/>
+          <w:szCs w:val="16"/>
+        </w:rPr>
+        <w:t>Win + PrtScn</w:t>
+      </w:r>
       <w:r>
         <w:rPr>
           <w:color w:val="C00000"/>
           <w:sz w:val="16"/>
           <w:szCs w:val="16"/>
         </w:rPr>
-        <w:t>pdf</w:t>
-      </w:r>
-      <w:proofErr w:type="spellEnd"/>
+        <w:t xml:space="preserve"> para guardar capturas de toda la ventana en la carpeta de imágenes, las teclas </w:t>
+      </w:r>
+      <w:r>
+        <w:rPr>
+          <w:b/>
+          <w:bCs/>
+          <w:i/>
+          <w:iCs/>
+          <w:color w:val="C00000"/>
+          <w:sz w:val="16"/>
+          <w:szCs w:val="16"/>
+        </w:rPr>
+        <w:t>Win + G</w:t>
+      </w:r>
       <w:r>
         <w:rPr>
           <w:color w:val="C00000"/>
           <w:sz w:val="16"/>
           <w:szCs w:val="16"/>
         </w:rPr>
-        <w:t xml:space="preserve"> y adjuntado al Quiz.</w:t>
+        <w:t xml:space="preserve"> para obtener capturas desde la Game Bar</w:t>
+      </w:r>
+      <w:r>
+        <w:rPr>
+          <w:color w:val="C00000"/>
+          <w:sz w:val="16"/>
+          <w:szCs w:val="16"/>
+        </w:rPr>
+        <w:t>,</w:t>
+      </w:r>
+      <w:r>
+        <w:rPr>
+          <w:color w:val="C00000"/>
+          <w:sz w:val="16"/>
+          <w:szCs w:val="16"/>
+        </w:rPr>
+        <w:t xml:space="preserve"> o las teclas </w:t>
+      </w:r>
+      <w:r>
+        <w:rPr>
+          <w:b/>
+          <w:bCs/>
+          <w:i/>
+          <w:iCs/>
+          <w:color w:val="C00000"/>
+          <w:sz w:val="16"/>
+          <w:szCs w:val="16"/>
+        </w:rPr>
+        <w:t>Win + Shift + S</w:t>
+      </w:r>
+      <w:r>
+        <w:rPr>
+          <w:color w:val="C00000"/>
+          <w:sz w:val="16"/>
+          <w:szCs w:val="16"/>
+        </w:rPr>
+        <w:t xml:space="preserve"> para capturas instantáneas</w:t>
+      </w:r>
+      <w:r>
+        <w:rPr>
+          <w:color w:val="C00000"/>
+          <w:sz w:val="16"/>
+          <w:szCs w:val="16"/>
+        </w:rPr>
+        <w:t>.</w:t>
+      </w:r>
+      <w:r>
+        <w:rPr>
+          <w:color w:val="C00000"/>
+          <w:sz w:val="16"/>
+          <w:szCs w:val="16"/>
+        </w:rPr>
+        <w:t xml:space="preserve"> </w:t>
+      </w:r>
+      <w:r>
+        <w:rPr>
+          <w:color w:val="C00000"/>
+          <w:sz w:val="16"/>
+          <w:szCs w:val="16"/>
+        </w:rPr>
+        <w:t xml:space="preserve">Una vez finalizada la elaboración del informe técnico, este debe </w:t>
+      </w:r>
+      <w:r>
+        <w:rPr>
+          <w:color w:val="C00000"/>
+          <w:sz w:val="16"/>
+          <w:szCs w:val="16"/>
+        </w:rPr>
+        <w:t xml:space="preserve">ser </w:t>
+      </w:r>
+      <w:r>
+        <w:rPr>
+          <w:color w:val="C00000"/>
+          <w:sz w:val="16"/>
+          <w:szCs w:val="16"/>
+        </w:rPr>
+        <w:t>convertido a formato Adobe Acrobat .pdf y adjuntado al Quiz.</w:t>
       </w:r>
     </w:p>
     <w:p/>
@@ -3264,6 +3343,7 @@
   <w:style w:type="character" w:default="1" w:styleId="DefaultParagraphFont">
     <w:name w:val="Default Paragraph Font"/>
     <w:uiPriority w:val="1"/>
+    <w:semiHidden/>
     <w:unhideWhenUsed/>
   </w:style>
   <w:style w:type="table" w:default="1" w:styleId="TableNormal">

--- a/file/report/R.DAPC.PlantillaInformeTecnico.docx
+++ b/file/report/R.DAPC.PlantillaInformeTecnico.docx
@@ -137,8 +137,21 @@
           </w:tcPr>
           <w:p>
             <w:r>
-              <w:t>Ingrese fecha en formato aaaa/mm/dd</w:t>
+              <w:t xml:space="preserve">Ingrese fecha en formato </w:t>
             </w:r>
+            <w:proofErr w:type="spellStart"/>
+            <w:r>
+              <w:t>aaaa</w:t>
+            </w:r>
+            <w:proofErr w:type="spellEnd"/>
+            <w:r>
+              <w:t>/mm/</w:t>
+            </w:r>
+            <w:proofErr w:type="spellStart"/>
+            <w:r>
+              <w:t>dd</w:t>
+            </w:r>
+            <w:proofErr w:type="spellEnd"/>
           </w:p>
         </w:tc>
       </w:tr>
@@ -258,7 +271,29 @@
           <w:sz w:val="16"/>
           <w:szCs w:val="16"/>
         </w:rPr>
-        <w:t>La asistencia a talleres y laboratorios es de carácter obligatorio. La inasistencia a estas actividades se califica con cero coma cero (0,0)</w:t>
+        <w:t xml:space="preserve">La asistencia a talleres y laboratorios es de carácter obligatorio. La inasistencia a estas actividades se califica con </w:t>
+      </w:r>
+      <w:proofErr w:type="gramStart"/>
+      <w:r>
+        <w:rPr>
+          <w:i/>
+          <w:iCs/>
+          <w:color w:val="C00000"/>
+          <w:sz w:val="16"/>
+          <w:szCs w:val="16"/>
+        </w:rPr>
+        <w:t>cero coma</w:t>
+      </w:r>
+      <w:proofErr w:type="gramEnd"/>
+      <w:r>
+        <w:rPr>
+          <w:i/>
+          <w:iCs/>
+          <w:color w:val="C00000"/>
+          <w:sz w:val="16"/>
+          <w:szCs w:val="16"/>
+        </w:rPr>
+        <w:t xml:space="preserve"> cero (0,0)</w:t>
       </w:r>
       <w:r>
         <w:rPr>
@@ -324,6 +359,7 @@
         </w:rPr>
         <w:t xml:space="preserve"> o </w:t>
       </w:r>
+      <w:proofErr w:type="spellStart"/>
       <w:r>
         <w:rPr>
           <w:b/>
@@ -334,16 +370,9 @@
           <w:sz w:val="16"/>
           <w:szCs w:val="16"/>
         </w:rPr>
-        <w:t>Snipping Tool</w:t>
-      </w:r>
-      <w:r>
-        <w:rPr>
-          <w:color w:val="C00000"/>
-          <w:sz w:val="16"/>
-          <w:szCs w:val="16"/>
-        </w:rPr>
-        <w:t xml:space="preserve">, las teclas </w:t>
-      </w:r>
+        <w:t>Snipping</w:t>
+      </w:r>
+      <w:proofErr w:type="spellEnd"/>
       <w:r>
         <w:rPr>
           <w:b/>
@@ -354,8 +383,42 @@
           <w:sz w:val="16"/>
           <w:szCs w:val="16"/>
         </w:rPr>
-        <w:t>Win + PrtScn</w:t>
-      </w:r>
+        <w:t xml:space="preserve"> Tool</w:t>
+      </w:r>
+      <w:r>
+        <w:rPr>
+          <w:color w:val="C00000"/>
+          <w:sz w:val="16"/>
+          <w:szCs w:val="16"/>
+        </w:rPr>
+        <w:t xml:space="preserve">, las teclas </w:t>
+      </w:r>
+      <w:r>
+        <w:rPr>
+          <w:b/>
+          <w:bCs/>
+          <w:i/>
+          <w:iCs/>
+          <w:color w:val="C00000"/>
+          <w:sz w:val="16"/>
+          <w:szCs w:val="16"/>
+        </w:rPr>
+        <w:t xml:space="preserve">Win + </w:t>
+      </w:r>
+      <w:proofErr w:type="spellStart"/>
+      <w:r>
+        <w:rPr>
+          <w:b/>
+          <w:bCs/>
+          <w:i/>
+          <w:iCs/>
+          <w:color w:val="C00000"/>
+          <w:sz w:val="16"/>
+          <w:szCs w:val="16"/>
+        </w:rPr>
+        <w:t>PrtScn</w:t>
+      </w:r>
+      <w:proofErr w:type="spellEnd"/>
       <w:r>
         <w:rPr>
           <w:color w:val="C00000"/>
@@ -382,7 +445,25 @@
           <w:sz w:val="16"/>
           <w:szCs w:val="16"/>
         </w:rPr>
-        <w:t xml:space="preserve"> para obtener capturas desde la Game Bar</w:t>
+        <w:t xml:space="preserve"> para obtener capturas desde la </w:t>
+      </w:r>
+      <w:proofErr w:type="spellStart"/>
+      <w:r>
+        <w:rPr>
+          <w:color w:val="C00000"/>
+          <w:sz w:val="16"/>
+          <w:szCs w:val="16"/>
+        </w:rPr>
+        <w:t>Game</w:t>
+      </w:r>
+      <w:proofErr w:type="spellEnd"/>
+      <w:r>
+        <w:rPr>
+          <w:color w:val="C00000"/>
+          <w:sz w:val="16"/>
+          <w:szCs w:val="16"/>
+        </w:rPr>
+        <w:t xml:space="preserve"> Bar</w:t>
       </w:r>
       <w:r>
         <w:rPr>
@@ -458,7 +539,25 @@
           <w:sz w:val="16"/>
           <w:szCs w:val="16"/>
         </w:rPr>
-        <w:t>convertido a formato Adobe Acrobat .pdf y adjuntado al Quiz.</w:t>
+        <w:t>convertido a formato Adobe Acrobat .</w:t>
+      </w:r>
+      <w:proofErr w:type="spellStart"/>
+      <w:r>
+        <w:rPr>
+          <w:color w:val="C00000"/>
+          <w:sz w:val="16"/>
+          <w:szCs w:val="16"/>
+        </w:rPr>
+        <w:t>pdf</w:t>
+      </w:r>
+      <w:proofErr w:type="spellEnd"/>
+      <w:r>
+        <w:rPr>
+          <w:color w:val="C00000"/>
+          <w:sz w:val="16"/>
+          <w:szCs w:val="16"/>
+        </w:rPr>
+        <w:t xml:space="preserve"> y adjuntado al Quiz.</w:t>
       </w:r>
     </w:p>
     <w:p/>
@@ -493,12 +592,12 @@
       <w:r>
         <w:fldChar w:fldCharType="separate"/>
       </w:r>
-      <w:hyperlink w:anchor="_Toc222988536" w:history="1">
+      <w:hyperlink w:anchor="_Toc223413841" w:history="1">
         <w:r>
           <w:rPr>
             <w:rStyle w:val="Hyperlink"/>
           </w:rPr>
-          <w:t>1. Actividad…</w:t>
+          <w:t>1. Actividad o pregunta…</w:t>
         </w:r>
         <w:r>
           <w:rPr>
@@ -519,7 +618,7 @@
             <w:noProof/>
             <w:webHidden/>
           </w:rPr>
-          <w:instrText xml:space="preserve"> PAGEREF _Toc222988536 \h </w:instrText>
+          <w:instrText xml:space="preserve"> PAGEREF _Toc223413841 \h </w:instrText>
         </w:r>
         <w:r>
           <w:rPr>
@@ -567,12 +666,12 @@
           <w14:ligatures w14:val="standardContextual"/>
         </w:rPr>
       </w:pPr>
-      <w:hyperlink w:anchor="_Toc222988537" w:history="1">
+      <w:hyperlink w:anchor="_Toc223413842" w:history="1">
         <w:r>
           <w:rPr>
             <w:rStyle w:val="Hyperlink"/>
           </w:rPr>
-          <w:t>2. Actividad…</w:t>
+          <w:t>2. Actividad o pregunta …</w:t>
         </w:r>
         <w:r>
           <w:rPr>
@@ -593,7 +692,7 @@
             <w:noProof/>
             <w:webHidden/>
           </w:rPr>
-          <w:instrText xml:space="preserve"> PAGEREF _Toc222988537 \h </w:instrText>
+          <w:instrText xml:space="preserve"> PAGEREF _Toc223413842 \h </w:instrText>
         </w:r>
         <w:r>
           <w:rPr>
@@ -641,12 +740,12 @@
           <w14:ligatures w14:val="standardContextual"/>
         </w:rPr>
       </w:pPr>
-      <w:hyperlink w:anchor="_Toc222988538" w:history="1">
+      <w:hyperlink w:anchor="_Toc223413843" w:history="1">
         <w:r>
           <w:rPr>
             <w:rStyle w:val="Hyperlink"/>
           </w:rPr>
-          <w:t>3. Actividad…</w:t>
+          <w:t>3. Actividad o pregunta …</w:t>
         </w:r>
         <w:r>
           <w:rPr>
@@ -667,7 +766,7 @@
             <w:noProof/>
             <w:webHidden/>
           </w:rPr>
-          <w:instrText xml:space="preserve"> PAGEREF _Toc222988538 \h </w:instrText>
+          <w:instrText xml:space="preserve"> PAGEREF _Toc223413843 \h </w:instrText>
         </w:r>
         <w:r>
           <w:rPr>
@@ -708,12 +807,15 @@
       <w:pPr>
         <w:pStyle w:val="Heading1"/>
       </w:pPr>
-      <w:bookmarkStart w:id="0" w:name="_Toc222988536"/>
+      <w:bookmarkStart w:id="0" w:name="_Toc223413841"/>
       <w:r>
         <w:t xml:space="preserve">1. </w:t>
       </w:r>
       <w:r>
         <w:t>Actividad</w:t>
+      </w:r>
+      <w:r>
+        <w:t xml:space="preserve"> o pregunta</w:t>
       </w:r>
       <w:r>
         <w:t>…</w:t>
@@ -737,12 +839,18 @@
       <w:pPr>
         <w:pStyle w:val="Heading1"/>
       </w:pPr>
-      <w:bookmarkStart w:id="1" w:name="_Toc222988537"/>
+      <w:bookmarkStart w:id="1" w:name="_Toc223413842"/>
       <w:r>
         <w:t xml:space="preserve">2. </w:t>
       </w:r>
       <w:r>
         <w:t>Actividad</w:t>
+      </w:r>
+      <w:r>
+        <w:t xml:space="preserve"> o pregunta</w:t>
+      </w:r>
+      <w:r>
+        <w:t xml:space="preserve"> </w:t>
       </w:r>
       <w:r>
         <w:t>…</w:t>
@@ -782,7 +890,7 @@
       <w:pPr>
         <w:pStyle w:val="Heading1"/>
       </w:pPr>
-      <w:bookmarkStart w:id="2" w:name="_Toc222988538"/>
+      <w:bookmarkStart w:id="2" w:name="_Toc223413843"/>
       <w:r>
         <w:t>3.</w:t>
       </w:r>
@@ -790,7 +898,16 @@
         <w:t xml:space="preserve"> Activida</w:t>
       </w:r>
       <w:r>
-        <w:t>d…</w:t>
+        <w:t>d</w:t>
+      </w:r>
+      <w:r>
+        <w:t xml:space="preserve"> o pregunta</w:t>
+      </w:r>
+      <w:r>
+        <w:t xml:space="preserve"> </w:t>
+      </w:r>
+      <w:r>
+        <w:t>…</w:t>
       </w:r>
       <w:bookmarkEnd w:id="2"/>
     </w:p>
